--- a/papers/docx/Paper2_Semantic_Routing.docx
+++ b/papers/docx/Paper2_Semantic_Routing.docx
@@ -2,7 +2,7 @@
 <file path=word/document.xml><?xml version="1.0" encoding="utf-8"?>
 <w:document xmlns:w="http://schemas.openxmlformats.org/wordprocessingml/2006/main" xmlns:m="http://schemas.openxmlformats.org/officeDocument/2006/math" xmlns:r="http://schemas.openxmlformats.org/officeDocument/2006/relationships" xmlns:o="urn:schemas-microsoft-com:office:office" xmlns:v="urn:schemas-microsoft-com:vml" xmlns:w10="urn:schemas-microsoft-com:office:word" xmlns:a="http://schemas.openxmlformats.org/drawingml/2006/main" xmlns:pic="http://schemas.openxmlformats.org/drawingml/2006/picture" xmlns:wp="http://schemas.openxmlformats.org/drawingml/2006/wordprocessingDrawing">
   <w:body>
-    <w:bookmarkStart w:id="30" w:name="Xe4e0dd831e1eb685dc9d819fbdcb5ca8ee8be3b"/>
+    <w:bookmarkStart w:id="32" w:name="Xe4e0dd831e1eb685dc9d819fbdcb5ca8ee8be3b"/>
     <w:p>
       <w:pPr>
         <w:pStyle w:val="Heading1"/>
@@ -508,7 +508,7 @@
     </w:p>
     <w:bookmarkEnd w:id="18"/>
     <w:bookmarkEnd w:id="19"/>
-    <w:bookmarkStart w:id="23" w:name="results"/>
+    <w:bookmarkStart w:id="25" w:name="results"/>
     <w:p>
       <w:pPr>
         <w:pStyle w:val="Heading2"/>
@@ -891,22 +891,736 @@
         </w:tc>
       </w:tr>
     </w:tbl>
+    <w:bookmarkEnd w:id="20"/>
+    <w:bookmarkStart w:id="21" w:name="X871db94dc7a7d1716b700c7a9b75086ba131814"/>
+    <w:p>
+      <w:pPr>
+        <w:pStyle w:val="Heading3"/>
+      </w:pPr>
+      <w:r>
+        <w:t xml:space="preserve">4.2 Multi-System Competitive Benchmark (99K real embeddings)</w:t>
+      </w:r>
+    </w:p>
+    <w:tbl>
+      <w:tblPr>
+        <w:tblStyle w:val="Table"/>
+        <w:tblW w:type="pct" w:w="5000"/>
+        <w:tblLayout w:type="fixed"/>
+        <w:tblLook w:firstRow="1" w:lastRow="0" w:firstColumn="0" w:lastColumn="0" w:noHBand="0" w:noVBand="0" w:val="0020"/>
+      </w:tblPr>
+      <w:tblGrid>
+        <w:gridCol w:w="1293"/>
+        <w:gridCol w:w="1777"/>
+        <w:gridCol w:w="1454"/>
+        <w:gridCol w:w="1131"/>
+        <w:gridCol w:w="2262"/>
+      </w:tblGrid>
+      <w:tr>
+        <w:trPr>
+          <w:tblHeader w:val="on"/>
+        </w:trPr>
+        <w:tc>
+          <w:tcPr/>
+          <w:p>
+            <w:pPr>
+              <w:pStyle w:val="Compact"/>
+            </w:pPr>
+            <w:r>
+              <w:t xml:space="preserve">Method</w:t>
+            </w:r>
+          </w:p>
+        </w:tc>
+        <w:tc>
+          <w:tcPr/>
+          <w:p>
+            <w:pPr>
+              <w:pStyle w:val="Compact"/>
+            </w:pPr>
+            <w:r>
+              <w:t xml:space="preserve">Recall@10</w:t>
+            </w:r>
+          </w:p>
+        </w:tc>
+        <w:tc>
+          <w:tcPr/>
+          <w:p>
+            <w:pPr>
+              <w:pStyle w:val="Compact"/>
+            </w:pPr>
+            <w:r>
+              <w:t xml:space="preserve">Latency</w:t>
+            </w:r>
+          </w:p>
+        </w:tc>
+        <w:tc>
+          <w:tcPr/>
+          <w:p>
+            <w:pPr>
+              <w:pStyle w:val="Compact"/>
+            </w:pPr>
+            <w:r>
+              <w:t xml:space="preserve">Scan%</w:t>
+            </w:r>
+          </w:p>
+        </w:tc>
+        <w:tc>
+          <w:tcPr/>
+          <w:p>
+            <w:pPr>
+              <w:pStyle w:val="Compact"/>
+            </w:pPr>
+            <w:r>
+              <w:t xml:space="preserve">Memory Model</w:t>
+            </w:r>
+          </w:p>
+        </w:tc>
+      </w:tr>
+      <w:tr>
+        <w:tc>
+          <w:tcPr/>
+          <w:p>
+            <w:pPr>
+              <w:pStyle w:val="Compact"/>
+            </w:pPr>
+            <w:r>
+              <w:t xml:space="preserve">FAISS IVF (nlist=128, nprobe=8)</w:t>
+            </w:r>
+          </w:p>
+        </w:tc>
+        <w:tc>
+          <w:tcPr/>
+          <w:p>
+            <w:pPr>
+              <w:pStyle w:val="Compact"/>
+            </w:pPr>
+            <w:r>
+              <w:t xml:space="preserve">0.986</w:t>
+            </w:r>
+          </w:p>
+        </w:tc>
+        <w:tc>
+          <w:tcPr/>
+          <w:p>
+            <w:pPr>
+              <w:pStyle w:val="Compact"/>
+            </w:pPr>
+            <w:r>
+              <w:t xml:space="preserve">0.07ms</w:t>
+            </w:r>
+          </w:p>
+        </w:tc>
+        <w:tc>
+          <w:tcPr/>
+          <w:p>
+            <w:pPr>
+              <w:pStyle w:val="Compact"/>
+            </w:pPr>
+            <w:r>
+              <w:t xml:space="preserve">6.2%</w:t>
+            </w:r>
+          </w:p>
+        </w:tc>
+        <w:tc>
+          <w:tcPr/>
+          <w:p>
+            <w:pPr>
+              <w:pStyle w:val="Compact"/>
+            </w:pPr>
+            <w:r>
+              <w:t xml:space="preserve">float partitions</w:t>
+            </w:r>
+          </w:p>
+        </w:tc>
+      </w:tr>
+      <w:tr>
+        <w:tc>
+          <w:tcPr/>
+          <w:p>
+            <w:pPr>
+              <w:pStyle w:val="Compact"/>
+            </w:pPr>
+            <w:r>
+              <w:rPr>
+                <w:b/>
+                <w:bCs/>
+              </w:rPr>
+              <w:t xml:space="preserve">Gen3 float routed (P=128, probe=8)</w:t>
+            </w:r>
+          </w:p>
+        </w:tc>
+        <w:tc>
+          <w:tcPr/>
+          <w:p>
+            <w:pPr>
+              <w:pStyle w:val="Compact"/>
+            </w:pPr>
+            <w:r>
+              <w:rPr>
+                <w:b/>
+                <w:bCs/>
+              </w:rPr>
+              <w:t xml:space="preserve">0.900</w:t>
+            </w:r>
+          </w:p>
+        </w:tc>
+        <w:tc>
+          <w:tcPr/>
+          <w:p>
+            <w:pPr>
+              <w:pStyle w:val="Compact"/>
+            </w:pPr>
+            <w:r>
+              <w:rPr>
+                <w:b/>
+                <w:bCs/>
+              </w:rPr>
+              <w:t xml:space="preserve">3.5ms</w:t>
+            </w:r>
+          </w:p>
+        </w:tc>
+        <w:tc>
+          <w:tcPr/>
+          <w:p>
+            <w:pPr>
+              <w:pStyle w:val="Compact"/>
+            </w:pPr>
+            <w:r>
+              <w:rPr>
+                <w:b/>
+                <w:bCs/>
+              </w:rPr>
+              <w:t xml:space="preserve">6.2%</w:t>
+            </w:r>
+          </w:p>
+        </w:tc>
+        <w:tc>
+          <w:tcPr/>
+          <w:p>
+            <w:pPr>
+              <w:pStyle w:val="Compact"/>
+            </w:pPr>
+            <w:r>
+              <w:t xml:space="preserve">binary + float rerank</w:t>
+            </w:r>
+          </w:p>
+        </w:tc>
+      </w:tr>
+      <w:tr>
+        <w:tc>
+          <w:tcPr/>
+          <w:p>
+            <w:pPr>
+              <w:pStyle w:val="Compact"/>
+            </w:pPr>
+            <w:r>
+              <w:t xml:space="preserve">hnswlib (M=32, ef=64)</w:t>
+            </w:r>
+          </w:p>
+        </w:tc>
+        <w:tc>
+          <w:tcPr/>
+          <w:p>
+            <w:pPr>
+              <w:pStyle w:val="Compact"/>
+            </w:pPr>
+            <w:r>
+              <w:t xml:space="preserve">0.896</w:t>
+            </w:r>
+          </w:p>
+        </w:tc>
+        <w:tc>
+          <w:tcPr/>
+          <w:p>
+            <w:pPr>
+              <w:pStyle w:val="Compact"/>
+            </w:pPr>
+            <w:r>
+              <w:t xml:space="preserve">0.03ms</w:t>
+            </w:r>
+          </w:p>
+        </w:tc>
+        <w:tc>
+          <w:tcPr/>
+          <w:p>
+            <w:pPr>
+              <w:pStyle w:val="Compact"/>
+            </w:pPr>
+            <w:r>
+              <w:t xml:space="preserve">—</w:t>
+            </w:r>
+          </w:p>
+        </w:tc>
+        <w:tc>
+          <w:tcPr/>
+          <w:p>
+            <w:pPr>
+              <w:pStyle w:val="Compact"/>
+            </w:pPr>
+            <w:r>
+              <w:t xml:space="preserve">float + graph</w:t>
+            </w:r>
+          </w:p>
+        </w:tc>
+      </w:tr>
+      <w:tr>
+        <w:tc>
+          <w:tcPr/>
+          <w:p>
+            <w:pPr>
+              <w:pStyle w:val="Compact"/>
+            </w:pPr>
+            <w:r>
+              <w:t xml:space="preserve">FAISS HNSW (M=32, ef=64)</w:t>
+            </w:r>
+          </w:p>
+        </w:tc>
+        <w:tc>
+          <w:tcPr/>
+          <w:p>
+            <w:pPr>
+              <w:pStyle w:val="Compact"/>
+            </w:pPr>
+            <w:r>
+              <w:t xml:space="preserve">0.853</w:t>
+            </w:r>
+          </w:p>
+        </w:tc>
+        <w:tc>
+          <w:tcPr/>
+          <w:p>
+            <w:pPr>
+              <w:pStyle w:val="Compact"/>
+            </w:pPr>
+            <w:r>
+              <w:t xml:space="preserve">0.01ms</w:t>
+            </w:r>
+          </w:p>
+        </w:tc>
+        <w:tc>
+          <w:tcPr/>
+          <w:p>
+            <w:pPr>
+              <w:pStyle w:val="Compact"/>
+            </w:pPr>
+            <w:r>
+              <w:t xml:space="preserve">—</w:t>
+            </w:r>
+          </w:p>
+        </w:tc>
+        <w:tc>
+          <w:tcPr/>
+          <w:p>
+            <w:pPr>
+              <w:pStyle w:val="Compact"/>
+            </w:pPr>
+            <w:r>
+              <w:t xml:space="preserve">float + graph</w:t>
+            </w:r>
+          </w:p>
+        </w:tc>
+      </w:tr>
+      <w:tr>
+        <w:tc>
+          <w:tcPr/>
+          <w:p>
+            <w:pPr>
+              <w:pStyle w:val="Compact"/>
+            </w:pPr>
+            <w:r>
+              <w:t xml:space="preserve">Annoy (n_trees=10)</w:t>
+            </w:r>
+          </w:p>
+        </w:tc>
+        <w:tc>
+          <w:tcPr/>
+          <w:p>
+            <w:pPr>
+              <w:pStyle w:val="Compact"/>
+            </w:pPr>
+            <w:r>
+              <w:t xml:space="preserve">0.737</w:t>
+            </w:r>
+          </w:p>
+        </w:tc>
+        <w:tc>
+          <w:tcPr/>
+          <w:p>
+            <w:pPr>
+              <w:pStyle w:val="Compact"/>
+            </w:pPr>
+            <w:r>
+              <w:t xml:space="preserve">0.2ms</w:t>
+            </w:r>
+          </w:p>
+        </w:tc>
+        <w:tc>
+          <w:tcPr/>
+          <w:p>
+            <w:pPr>
+              <w:pStyle w:val="Compact"/>
+            </w:pPr>
+            <w:r>
+              <w:t xml:space="preserve">—</w:t>
+            </w:r>
+          </w:p>
+        </w:tc>
+        <w:tc>
+          <w:tcPr/>
+          <w:p>
+            <w:pPr>
+              <w:pStyle w:val="Compact"/>
+            </w:pPr>
+            <w:r>
+              <w:t xml:space="preserve">tree index</w:t>
+            </w:r>
+          </w:p>
+        </w:tc>
+      </w:tr>
+    </w:tbl>
     <w:p>
       <w:pPr>
         <w:pStyle w:val="BodyText"/>
       </w:pPr>
       <w:r>
-        <w:t xml:space="preserve">Float routing achieves equivalent recall at 3.8x lower latency by scanning only 6.2% of the corpus. The 100% partition hit rate indicates that all true neighbors are present in the probed partitions — the recall ceiling is determined by binary quantization noise within partitions, not by routing quality.</w:t>
-      </w:r>
-    </w:p>
-    <w:bookmarkEnd w:id="20"/>
-    <w:bookmarkStart w:id="21" w:name="X1e97b0a33c5fbd884b0bad8e3ddbc34c477c0e0"/>
+        <w:t xml:space="preserve">At matched scan volume (6.2%), Gen3 achieves 0.900 recall compared to FAISS IVF at 0.986. The recall gap is attributable to binary quantization noise within partitions — FAISS IVF uses float scoring throughout. Gen3’s advantage is 32x compression of the candidate filtering index. Gen3 outperforms hnswlib (0.896) and FAISS HNSW (0.853) on recall under the tested configurations.</w:t>
+      </w:r>
+    </w:p>
+    <w:p>
+      <w:pPr>
+        <w:pStyle w:val="BodyText"/>
+      </w:pPr>
+      <w:r>
+        <w:rPr>
+          <w:b/>
+          <w:bCs/>
+        </w:rPr>
+        <w:t xml:space="preserve">Throughput note:</w:t>
+      </w:r>
+      <w:r>
+        <w:t xml:space="preserve"> </w:t>
+      </w:r>
+      <w:r>
+        <w:t xml:space="preserve">FAISS and hnswlib achieve 14,000-86,000 QPS due to C++ SIMD implementation. Gen3’s 334 QPS reflects Python interpreter overhead, not architectural limitation.</w:t>
+      </w:r>
+    </w:p>
+    <w:bookmarkEnd w:id="21"/>
+    <w:bookmarkStart w:id="22" w:name="probe-sensitivity-analysis-p128-rf500"/>
     <w:p>
       <w:pPr>
         <w:pStyle w:val="Heading3"/>
       </w:pPr>
       <w:r>
-        <w:t xml:space="preserve">4.2 Binary Routing Failure (500K synthetic, dim=768)</w:t>
+        <w:t xml:space="preserve">4.3 Probe Sensitivity Analysis (P=128, rf=500)</w:t>
+      </w:r>
+    </w:p>
+    <w:tbl>
+      <w:tblPr>
+        <w:tblStyle w:val="Table"/>
+        <w:tblW w:type="auto" w:w="0"/>
+        <w:tblLook w:firstRow="1" w:lastRow="0" w:firstColumn="0" w:lastColumn="0" w:noHBand="0" w:noVBand="0" w:val="0020"/>
+      </w:tblPr>
+      <w:tblGrid>
+        <w:gridCol w:w="1980"/>
+        <w:gridCol w:w="1980"/>
+        <w:gridCol w:w="1980"/>
+        <w:gridCol w:w="1980"/>
+      </w:tblGrid>
+      <w:tr>
+        <w:trPr>
+          <w:tblHeader w:val="on"/>
+        </w:trPr>
+        <w:tc>
+          <w:tcPr/>
+          <w:p>
+            <w:pPr>
+              <w:pStyle w:val="Compact"/>
+            </w:pPr>
+            <w:r>
+              <w:t xml:space="preserve">Probe</w:t>
+            </w:r>
+          </w:p>
+        </w:tc>
+        <w:tc>
+          <w:tcPr/>
+          <w:p>
+            <w:pPr>
+              <w:pStyle w:val="Compact"/>
+            </w:pPr>
+            <w:r>
+              <w:t xml:space="preserve">Recall@10</w:t>
+            </w:r>
+          </w:p>
+        </w:tc>
+        <w:tc>
+          <w:tcPr/>
+          <w:p>
+            <w:pPr>
+              <w:pStyle w:val="Compact"/>
+            </w:pPr>
+            <w:r>
+              <w:t xml:space="preserve">Latency</w:t>
+            </w:r>
+          </w:p>
+        </w:tc>
+        <w:tc>
+          <w:tcPr/>
+          <w:p>
+            <w:pPr>
+              <w:pStyle w:val="Compact"/>
+            </w:pPr>
+            <w:r>
+              <w:t xml:space="preserve">Scan%</w:t>
+            </w:r>
+          </w:p>
+        </w:tc>
+      </w:tr>
+      <w:tr>
+        <w:tc>
+          <w:tcPr/>
+          <w:p>
+            <w:pPr>
+              <w:pStyle w:val="Compact"/>
+            </w:pPr>
+            <w:r>
+              <w:t xml:space="preserve">2</w:t>
+            </w:r>
+          </w:p>
+        </w:tc>
+        <w:tc>
+          <w:tcPr/>
+          <w:p>
+            <w:pPr>
+              <w:pStyle w:val="Compact"/>
+            </w:pPr>
+            <w:r>
+              <w:t xml:space="preserve">0.873</w:t>
+            </w:r>
+          </w:p>
+        </w:tc>
+        <w:tc>
+          <w:tcPr/>
+          <w:p>
+            <w:pPr>
+              <w:pStyle w:val="Compact"/>
+            </w:pPr>
+            <w:r>
+              <w:t xml:space="preserve">1.0ms</w:t>
+            </w:r>
+          </w:p>
+        </w:tc>
+        <w:tc>
+          <w:tcPr/>
+          <w:p>
+            <w:pPr>
+              <w:pStyle w:val="Compact"/>
+            </w:pPr>
+            <w:r>
+              <w:t xml:space="preserve">1.6%</w:t>
+            </w:r>
+          </w:p>
+        </w:tc>
+      </w:tr>
+      <w:tr>
+        <w:tc>
+          <w:tcPr/>
+          <w:p>
+            <w:pPr>
+              <w:pStyle w:val="Compact"/>
+            </w:pPr>
+            <w:r>
+              <w:t xml:space="preserve">4</w:t>
+            </w:r>
+          </w:p>
+        </w:tc>
+        <w:tc>
+          <w:tcPr/>
+          <w:p>
+            <w:pPr>
+              <w:pStyle w:val="Compact"/>
+            </w:pPr>
+            <w:r>
+              <w:t xml:space="preserve">0.901</w:t>
+            </w:r>
+          </w:p>
+        </w:tc>
+        <w:tc>
+          <w:tcPr/>
+          <w:p>
+            <w:pPr>
+              <w:pStyle w:val="Compact"/>
+            </w:pPr>
+            <w:r>
+              <w:t xml:space="preserve">2.0ms</w:t>
+            </w:r>
+          </w:p>
+        </w:tc>
+        <w:tc>
+          <w:tcPr/>
+          <w:p>
+            <w:pPr>
+              <w:pStyle w:val="Compact"/>
+            </w:pPr>
+            <w:r>
+              <w:t xml:space="preserve">3.1%</w:t>
+            </w:r>
+          </w:p>
+        </w:tc>
+      </w:tr>
+      <w:tr>
+        <w:tc>
+          <w:tcPr/>
+          <w:p>
+            <w:pPr>
+              <w:pStyle w:val="Compact"/>
+            </w:pPr>
+            <w:r>
+              <w:t xml:space="preserve">8</w:t>
+            </w:r>
+          </w:p>
+        </w:tc>
+        <w:tc>
+          <w:tcPr/>
+          <w:p>
+            <w:pPr>
+              <w:pStyle w:val="Compact"/>
+            </w:pPr>
+            <w:r>
+              <w:t xml:space="preserve">0.900</w:t>
+            </w:r>
+          </w:p>
+        </w:tc>
+        <w:tc>
+          <w:tcPr/>
+          <w:p>
+            <w:pPr>
+              <w:pStyle w:val="Compact"/>
+            </w:pPr>
+            <w:r>
+              <w:t xml:space="preserve">3.4ms</w:t>
+            </w:r>
+          </w:p>
+        </w:tc>
+        <w:tc>
+          <w:tcPr/>
+          <w:p>
+            <w:pPr>
+              <w:pStyle w:val="Compact"/>
+            </w:pPr>
+            <w:r>
+              <w:t xml:space="preserve">6.2%</w:t>
+            </w:r>
+          </w:p>
+        </w:tc>
+      </w:tr>
+      <w:tr>
+        <w:tc>
+          <w:tcPr/>
+          <w:p>
+            <w:pPr>
+              <w:pStyle w:val="Compact"/>
+            </w:pPr>
+            <w:r>
+              <w:t xml:space="preserve">16</w:t>
+            </w:r>
+          </w:p>
+        </w:tc>
+        <w:tc>
+          <w:tcPr/>
+          <w:p>
+            <w:pPr>
+              <w:pStyle w:val="Compact"/>
+            </w:pPr>
+            <w:r>
+              <w:t xml:space="preserve">0.897</w:t>
+            </w:r>
+          </w:p>
+        </w:tc>
+        <w:tc>
+          <w:tcPr/>
+          <w:p>
+            <w:pPr>
+              <w:pStyle w:val="Compact"/>
+            </w:pPr>
+            <w:r>
+              <w:t xml:space="preserve">4.0ms</w:t>
+            </w:r>
+          </w:p>
+        </w:tc>
+        <w:tc>
+          <w:tcPr/>
+          <w:p>
+            <w:pPr>
+              <w:pStyle w:val="Compact"/>
+            </w:pPr>
+            <w:r>
+              <w:t xml:space="preserve">12.5%</w:t>
+            </w:r>
+          </w:p>
+        </w:tc>
+      </w:tr>
+      <w:tr>
+        <w:tc>
+          <w:tcPr/>
+          <w:p>
+            <w:pPr>
+              <w:pStyle w:val="Compact"/>
+            </w:pPr>
+            <w:r>
+              <w:t xml:space="preserve">32</w:t>
+            </w:r>
+          </w:p>
+        </w:tc>
+        <w:tc>
+          <w:tcPr/>
+          <w:p>
+            <w:pPr>
+              <w:pStyle w:val="Compact"/>
+            </w:pPr>
+            <w:r>
+              <w:t xml:space="preserve">0.900</w:t>
+            </w:r>
+          </w:p>
+        </w:tc>
+        <w:tc>
+          <w:tcPr/>
+          <w:p>
+            <w:pPr>
+              <w:pStyle w:val="Compact"/>
+            </w:pPr>
+            <w:r>
+              <w:t xml:space="preserve">5.5ms</w:t>
+            </w:r>
+          </w:p>
+        </w:tc>
+        <w:tc>
+          <w:tcPr/>
+          <w:p>
+            <w:pPr>
+              <w:pStyle w:val="Compact"/>
+            </w:pPr>
+            <w:r>
+              <w:t xml:space="preserve">25.0%</w:t>
+            </w:r>
+          </w:p>
+        </w:tc>
+      </w:tr>
+    </w:tbl>
+    <w:p>
+      <w:pPr>
+        <w:pStyle w:val="BodyText"/>
+      </w:pPr>
+      <w:r>
+        <w:t xml:space="preserve">Recall saturates at probe=4 (0.901) and does not improve with additional probes. This confirms strong partition locality: true neighbors concentrate in 3-4 partitions out of 128. Scanning beyond 4 partitions adds latency without recall benefit.</w:t>
+      </w:r>
+    </w:p>
+    <w:bookmarkEnd w:id="22"/>
+    <w:bookmarkStart w:id="23" w:name="X1e97b0a33c5fbd884b0bad8e3ddbc34c477c0e0"/>
+    <w:p>
+      <w:pPr>
+        <w:pStyle w:val="Heading3"/>
+      </w:pPr>
+      <w:r>
+        <w:t xml:space="preserve">4.4 Binary Routing Failure (500K synthetic, dim=768)</w:t>
       </w:r>
     </w:p>
     <w:tbl>
@@ -1072,8 +1786,8 @@
         <w:t xml:space="preserve">On synthetic data with high cluster overlap, both routing methods fail — but float routing achieves 54% higher hit rate than binary routing. The failure is caused by the data distribution (200 overlapping clusters scattered across 128 partitions), not the routing mechanism.</w:t>
       </w:r>
     </w:p>
-    <w:bookmarkEnd w:id="21"/>
-    <w:bookmarkStart w:id="22" w:name="partition-locality-analysis"/>
+    <w:bookmarkEnd w:id="23"/>
+    <w:bookmarkStart w:id="24" w:name="partition-locality-analysis"/>
     <w:p>
       <w:pPr>
         <w:pStyle w:val="Heading3"/>
@@ -1113,9 +1827,9 @@
         </w:pict>
       </w:r>
     </w:p>
-    <w:bookmarkEnd w:id="22"/>
-    <w:bookmarkEnd w:id="23"/>
-    <w:bookmarkStart w:id="27" w:name="discussion"/>
+    <w:bookmarkEnd w:id="24"/>
+    <w:bookmarkEnd w:id="25"/>
+    <w:bookmarkStart w:id="29" w:name="discussion"/>
     <w:p>
       <w:pPr>
         <w:pStyle w:val="Heading2"/>
@@ -1124,7 +1838,7 @@
         <w:t xml:space="preserve">5. Discussion</w:t>
       </w:r>
     </w:p>
-    <w:bookmarkStart w:id="24" w:name="when-does-float-routing-work"/>
+    <w:bookmarkStart w:id="26" w:name="when-does-float-routing-work"/>
     <w:p>
       <w:pPr>
         <w:pStyle w:val="Heading3"/>
@@ -1167,8 +1881,8 @@
         <w:t xml:space="preserve">On real sentence-transformer embeddings, these conditions are satisfied. On synthetic data with high overlap, they are not.</w:t>
       </w:r>
     </w:p>
-    <w:bookmarkEnd w:id="24"/>
-    <w:bookmarkStart w:id="25" w:name="limitations"/>
+    <w:bookmarkEnd w:id="26"/>
+    <w:bookmarkStart w:id="27" w:name="limitations"/>
     <w:p>
       <w:pPr>
         <w:pStyle w:val="Heading3"/>
@@ -1265,8 +1979,8 @@
         <w:t xml:space="preserve">Routing quality depends on embedding distribution. Not all embedding models may produce equally partition-local representations.</w:t>
       </w:r>
     </w:p>
-    <w:bookmarkEnd w:id="25"/>
-    <w:bookmarkStart w:id="26" w:name="relationship-to-prior-work"/>
+    <w:bookmarkEnd w:id="27"/>
+    <w:bookmarkStart w:id="28" w:name="relationship-to-prior-work"/>
     <w:p>
       <w:pPr>
         <w:pStyle w:val="Heading3"/>
@@ -1290,9 +2004,9 @@
         </w:pict>
       </w:r>
     </w:p>
-    <w:bookmarkEnd w:id="26"/>
-    <w:bookmarkEnd w:id="27"/>
-    <w:bookmarkStart w:id="28" w:name="conclusion"/>
+    <w:bookmarkEnd w:id="28"/>
+    <w:bookmarkEnd w:id="29"/>
+    <w:bookmarkStart w:id="30" w:name="conclusion"/>
     <w:p>
       <w:pPr>
         <w:pStyle w:val="Heading2"/>
@@ -1316,8 +2030,8 @@
         </w:pict>
       </w:r>
     </w:p>
-    <w:bookmarkEnd w:id="28"/>
-    <w:bookmarkStart w:id="29" w:name="references"/>
+    <w:bookmarkEnd w:id="30"/>
+    <w:bookmarkStart w:id="31" w:name="references"/>
     <w:p>
       <w:pPr>
         <w:pStyle w:val="Heading2"/>
@@ -1397,8 +2111,8 @@
         <w:t xml:space="preserve">IEEE TPAMI, 2020.</w:t>
       </w:r>
     </w:p>
-    <w:bookmarkEnd w:id="29"/>
-    <w:bookmarkEnd w:id="30"/>
+    <w:bookmarkEnd w:id="31"/>
+    <w:bookmarkEnd w:id="32"/>
     <w:p>
       <w:pPr>
         <w:pStyle w:val="Heading2"/>
@@ -1445,7 +2159,7 @@
     </w:p>
     <w:p>
       <w:r>
-        <w:t>Figure 1: Float vs Binary Routing Comparison</w:t>
+        <w:t>Figure 1: Float vs Binary Partition Routing</w:t>
       </w:r>
     </w:p>
     <w:sectPr>

--- a/papers/docx/Paper2_Semantic_Routing.docx
+++ b/papers/docx/Paper2_Semantic_Routing.docx
@@ -2125,7 +2125,7 @@
       <w:r>
         <w:drawing>
           <wp:inline>
-            <wp:extent cx="5029200" cy="1799439"/>
+            <wp:extent cx="4754880" cy="1701287"/>
             <wp:docPr id="1" name="Picture 1"/>
             <wp:cNvGraphicFramePr>
               <a:graphicFrameLocks noChangeAspect="1"/>
@@ -2146,7 +2146,7 @@
                   <pic:spPr>
                     <a:xfrm>
                       <a:off x="0" y="0"/>
-                      <a:ext cx="5029200" cy="1799439"/>
+                      <a:ext cx="4754880" cy="1701287"/>
                     </a:xfrm>
                     <a:prstGeom prst="rect"/>
                   </pic:spPr>
@@ -2159,7 +2159,48 @@
     </w:p>
     <w:p>
       <w:r>
-        <w:t>Figure 1: Float vs Binary Partition Routing</w:t>
+        <w:t>Figure 1: Float vs Binary Routing</w:t>
+      </w:r>
+    </w:p>
+    <w:p>
+      <w:r>
+        <w:drawing>
+          <wp:inline>
+            <wp:extent cx="4754880" cy="3027089"/>
+            <wp:docPr id="2" name="Picture 2"/>
+            <wp:cNvGraphicFramePr>
+              <a:graphicFrameLocks noChangeAspect="1"/>
+            </wp:cNvGraphicFramePr>
+            <a:graphic>
+              <a:graphicData uri="http://schemas.openxmlformats.org/drawingml/2006/picture">
+                <pic:pic>
+                  <pic:nvPicPr>
+                    <pic:cNvPr id="0" name="paper2_probe_sensitivity.png"/>
+                    <pic:cNvPicPr/>
+                  </pic:nvPicPr>
+                  <pic:blipFill>
+                    <a:blip r:embed="rId10"/>
+                    <a:stretch>
+                      <a:fillRect/>
+                    </a:stretch>
+                  </pic:blipFill>
+                  <pic:spPr>
+                    <a:xfrm>
+                      <a:off x="0" y="0"/>
+                      <a:ext cx="4754880" cy="3027089"/>
+                    </a:xfrm>
+                    <a:prstGeom prst="rect"/>
+                  </pic:spPr>
+                </pic:pic>
+              </a:graphicData>
+            </a:graphic>
+          </wp:inline>
+        </w:drawing>
+      </w:r>
+    </w:p>
+    <w:p>
+      <w:r>
+        <w:t>Figure 2: Probe Sensitivity Analysis</w:t>
       </w:r>
     </w:p>
     <w:sectPr>

--- a/papers/docx/Paper2_Semantic_Routing.docx
+++ b/papers/docx/Paper2_Semantic_Routing.docx
@@ -1793,7 +1793,7 @@
         <w:pStyle w:val="Heading3"/>
       </w:pPr>
       <w:r>
-        <w:t xml:space="preserve">4.3 Partition Locality Analysis</w:t>
+        <w:t xml:space="preserve">4.5 Partition Locality Analysis</w:t>
       </w:r>
     </w:p>
     <w:p>
@@ -2021,6 +2021,14 @@
       </w:pPr>
       <w:r>
         <w:t xml:space="preserve">We demonstrated that real sentence-transformer embeddings exhibit strong partition locality under float-space k-means clustering: 100% of true top-10 neighbors reside in 6.2% of partitions. This enables 3.8x latency reduction over exhaustive scan with no recall loss. Binary-space routing fails to achieve this property, confirming that partition locality is specific to the float metric space where semantic similarity is defined. The finding is validated on 99K real embeddings; confirmation at larger scale remains future work.</w:t>
+      </w:r>
+    </w:p>
+    <w:p>
+      <w:pPr>
+        <w:pStyle w:val="BodyText"/>
+      </w:pPr>
+      <w:r>
+        <w:t xml:space="preserve">Code and experiments: https://github.com/raghavenderreddygrudhanti/bitcache</w:t>
       </w:r>
     </w:p>
     <w:p>
@@ -2200,7 +2208,7 @@
     </w:p>
     <w:p>
       <w:r>
-        <w:t>Figure 2: Probe Sensitivity Analysis</w:t>
+        <w:t>Figure 2: Probe Sensitivity</w:t>
       </w:r>
     </w:p>
     <w:sectPr>

--- a/papers/docx/Paper2_Semantic_Routing.docx
+++ b/papers/docx/Paper2_Semantic_Routing.docx
@@ -2,7 +2,7 @@
 <file path=word/document.xml><?xml version="1.0" encoding="utf-8"?>
 <w:document xmlns:w="http://schemas.openxmlformats.org/wordprocessingml/2006/main" xmlns:m="http://schemas.openxmlformats.org/officeDocument/2006/math" xmlns:r="http://schemas.openxmlformats.org/officeDocument/2006/relationships" xmlns:o="urn:schemas-microsoft-com:office:office" xmlns:v="urn:schemas-microsoft-com:vml" xmlns:w10="urn:schemas-microsoft-com:office:word" xmlns:a="http://schemas.openxmlformats.org/drawingml/2006/main" xmlns:pic="http://schemas.openxmlformats.org/drawingml/2006/picture" xmlns:wp="http://schemas.openxmlformats.org/drawingml/2006/wordprocessingDrawing">
   <w:body>
-    <w:bookmarkStart w:id="32" w:name="Xe4e0dd831e1eb685dc9d819fbdcb5ca8ee8be3b"/>
+    <w:bookmarkStart w:id="33" w:name="Xe4e0dd831e1eb685dc9d819fbdcb5ca8ee8be3b"/>
     <w:p>
       <w:pPr>
         <w:pStyle w:val="Heading1"/>
@@ -1829,7 +1829,7 @@
     </w:p>
     <w:bookmarkEnd w:id="24"/>
     <w:bookmarkEnd w:id="25"/>
-    <w:bookmarkStart w:id="29" w:name="discussion"/>
+    <w:bookmarkStart w:id="30" w:name="discussion"/>
     <w:p>
       <w:pPr>
         <w:pStyle w:val="Heading2"/>
@@ -1852,25 +1852,7 @@
         <w:pStyle w:val="FirstParagraph"/>
       </w:pPr>
       <w:r>
-        <w:t xml:space="preserve">Float routing requires that true nearest neighbors concentrate in a small number of partitions. This holds when:</w:t>
-      </w:r>
-      <w:r>
-        <w:t xml:space="preserve"> </w:t>
-      </w:r>
-      <w:r>
-        <w:t xml:space="preserve">- Embeddings form semantically coherent clusters (topic structure)</w:t>
-      </w:r>
-      <w:r>
-        <w:t xml:space="preserve"> </w:t>
-      </w:r>
-      <w:r>
-        <w:t xml:space="preserve">- Clusters are separable in the embedding space (low inter-cluster overlap)</w:t>
-      </w:r>
-      <w:r>
-        <w:t xml:space="preserve"> </w:t>
-      </w:r>
-      <w:r>
-        <w:t xml:space="preserve">- The number of partitions is appropriate for the data structure</w:t>
+        <w:t xml:space="preserve">Float routing requires that true nearest neighbors concentrate in a small number of partitions. This holds when embeddings form semantically coherent clusters that are separable in the embedding space. On real sentence-transformer embeddings, these conditions are clearly satisfied — the 100% hit rate confirms it.</w:t>
       </w:r>
     </w:p>
     <w:p>
@@ -1878,17 +1860,35 @@
         <w:pStyle w:val="BodyText"/>
       </w:pPr>
       <w:r>
-        <w:t xml:space="preserve">On real sentence-transformer embeddings, these conditions are satisfied. On synthetic data with high overlap, they are not.</w:t>
+        <w:t xml:space="preserve">We initially tried binary k-means for routing (Gen2) and were puzzled when recall collapsed at 500K scale. The diagnostic — measuring partition hit rate directly — revealed the problem immediately: binary centroids simply do not capture semantic structure. This was an important lesson: the metric space used for routing must match the metric space where similarity is defined.</w:t>
       </w:r>
     </w:p>
     <w:bookmarkEnd w:id="26"/>
-    <w:bookmarkStart w:id="27" w:name="limitations"/>
+    <w:bookmarkStart w:id="27" w:name="comparison-with-ivf"/>
     <w:p>
       <w:pPr>
         <w:pStyle w:val="Heading3"/>
       </w:pPr>
       <w:r>
-        <w:t xml:space="preserve">5.2 Limitations</w:t>
+        <w:t xml:space="preserve">5.2 Comparison with IVF</w:t>
+      </w:r>
+    </w:p>
+    <w:p>
+      <w:pPr>
+        <w:pStyle w:val="FirstParagraph"/>
+      </w:pPr>
+      <w:r>
+        <w:t xml:space="preserve">Our approach resembles FAISS IndexIVF conceptually — both route queries to cluster centroids and search within partitions. The key difference is what happens inside partitions: IVF uses float scoring (expensive but precise), while we use binary Hamming filtering followed by float reranking on a smaller set. At matched scan volume (6.2%), IVF achieves higher recall (0.986 vs 0.900) because it avoids quantization noise entirely. Our advantage is the 32x compressed candidate index — relevant when memory is constrained.</w:t>
+      </w:r>
+    </w:p>
+    <w:bookmarkEnd w:id="27"/>
+    <w:bookmarkStart w:id="28" w:name="limitations"/>
+    <w:p>
+      <w:pPr>
+        <w:pStyle w:val="Heading3"/>
+      </w:pPr>
+      <w:r>
+        <w:t xml:space="preserve">5.3 Limitations</w:t>
       </w:r>
     </w:p>
     <w:p>
@@ -1910,7 +1910,7 @@
         <w:t xml:space="preserve"> </w:t>
       </w:r>
       <w:r>
-        <w:t xml:space="preserve">Partition locality at 500K-1M real embeddings is not yet confirmed.</w:t>
+        <w:t xml:space="preserve">We have not yet confirmed partition locality at 500K-1M with real embeddings. This is the most important next experiment.</w:t>
       </w:r>
     </w:p>
     <w:p>
@@ -1932,7 +1932,7 @@
         <w:t xml:space="preserve"> </w:t>
       </w:r>
       <w:r>
-        <w:t xml:space="preserve">from 0.1s (exhaustive) to 2.5s (k-means construction).</w:t>
+        <w:t xml:space="preserve">from 0.1s (exhaustive) to 2.5s (k-means). For streaming workloads with frequent rebuilds, this matters.</w:t>
       </w:r>
     </w:p>
     <w:p>
@@ -1954,7 +1954,7 @@
         <w:t xml:space="preserve"> </w:t>
       </w:r>
       <w:r>
-        <w:t xml:space="preserve">at ~89% — determined by binary quantization, not routing.</w:t>
+        <w:t xml:space="preserve">at ~89%. Routing solves speed but not quantization noise.</w:t>
       </w:r>
     </w:p>
     <w:p>
@@ -1976,11 +1976,11 @@
         <w:t xml:space="preserve"> </w:t>
       </w:r>
       <w:r>
-        <w:t xml:space="preserve">Routing quality depends on embedding distribution. Not all embedding models may produce equally partition-local representations.</w:t>
-      </w:r>
-    </w:p>
-    <w:bookmarkEnd w:id="27"/>
-    <w:bookmarkStart w:id="28" w:name="relationship-to-prior-work"/>
+        <w:t xml:space="preserve">We cannot guarantee all embedding models produce equally partition-local representations.</w:t>
+      </w:r>
+    </w:p>
+    <w:bookmarkEnd w:id="28"/>
+    <w:bookmarkStart w:id="29" w:name="relationship-to-prior-work"/>
     <w:p>
       <w:pPr>
         <w:pStyle w:val="Heading3"/>
@@ -2004,9 +2004,9 @@
         </w:pict>
       </w:r>
     </w:p>
-    <w:bookmarkEnd w:id="28"/>
     <w:bookmarkEnd w:id="29"/>
-    <w:bookmarkStart w:id="30" w:name="conclusion"/>
+    <w:bookmarkEnd w:id="30"/>
+    <w:bookmarkStart w:id="31" w:name="conclusion"/>
     <w:p>
       <w:pPr>
         <w:pStyle w:val="Heading2"/>
@@ -2038,8 +2038,8 @@
         </w:pict>
       </w:r>
     </w:p>
-    <w:bookmarkEnd w:id="30"/>
-    <w:bookmarkStart w:id="31" w:name="references"/>
+    <w:bookmarkEnd w:id="31"/>
+    <w:bookmarkStart w:id="32" w:name="references"/>
     <w:p>
       <w:pPr>
         <w:pStyle w:val="Heading2"/>
@@ -2119,8 +2119,8 @@
         <w:t xml:space="preserve">IEEE TPAMI, 2020.</w:t>
       </w:r>
     </w:p>
-    <w:bookmarkEnd w:id="31"/>
     <w:bookmarkEnd w:id="32"/>
+    <w:bookmarkEnd w:id="33"/>
     <w:p>
       <w:pPr>
         <w:pStyle w:val="Heading2"/>

--- a/papers/docx/Paper2_Semantic_Routing.docx
+++ b/papers/docx/Paper2_Semantic_Routing.docx
@@ -8,7 +8,7 @@
         <w:jc w:val="center"/>
       </w:pPr>
       <w:r>
-        <w:t>Partition-Local Semantic Retrieval via Float-Space Routing</w:t>
+        <w:t>Partition-Local Retrieval: When Float-Space Routing Works for Low-Scan Vector Search</w:t>
       </w:r>
     </w:p>
     <w:p>
@@ -32,7 +32,7 @@
     </w:p>
     <w:p>
       <w:r>
-        <w:t>We investigate whether semantic embeddings exhibit partition locality — the property that true nearest neighbors concentrate in a small number of partitions when vectors are clustered in float space. On 99,000 sentence-transformer embeddings (all-MiniLM-L6-v2, 384 dimensions), float k-means routing achieves 100% partition hit rate: all true top-10 neighbors reside in the 8 probed partitions out of 128 total (6.2% scan volume). This enables a 2.9x latency reduction (3.0ms vs 8.6ms) over exhaustive scan with no measurable recall loss (0.892 vs 0.891). We contrast this with binary-space routing, which achieves only 9.2% hit rate on 500K synthetic vectors — demonstrating that partition locality is a property of the float metric space, not the binary quantized space. The finding motivates a hybrid architecture: float-space coarse routing for partition selection, binary Hamming scan for candidate filtering within partitions, and float reranking for final scoring.</w:t>
+        <w:t>We investigate whether semantic embeddings exhibit partition locality — the property that true nearest neighbors concentrate in a small number of partitions when vectors are clustered in float space. On sentence-transformer embeddings (all-MiniLM-L6-v2, 99K vectors, 384 dimensions), float-space routing achieves 0.993 Recall@10 at 12.5% scan volume with a 1.2x speedup over exhaustive scan. On tightly clustered synthetic data (50 clusters, σ=0.08, 20K vectors), routing achieves 1.000 Recall@10 at 6.2% scan with a 4.8x speedup. We contrast this with binary-space routing, which consistently achieves lower recall (0.501 vs 0.728 on the same data). The key finding is that routing effectiveness depends on partition locality: when embeddings form tight semantic clusters, routing preserves recall at low scan volume; when data is weakly structured, routing loses recall because true neighbors are spread across partitions.</w:t>
       </w:r>
     </w:p>
     <w:p>
@@ -45,7 +45,7 @@
     </w:p>
     <w:p>
       <w:r>
-        <w:t>Exhaustive binary scan provides high recall for staged retrieval [Paper 1] but scales linearly with corpus size. At 500K vectors, latency reaches 75ms; at 5M, it exceeds 750ms. Partition-based approaches reduce scan volume by routing queries to relevant subsets of the corpus.</w:t>
+        <w:t>Exhaustive binary scan provides high recall for staged retrieval [Paper 1] but scales linearly with corpus size. At 500K vectors, latency reaches several milliseconds even in Rust. Partition-based approaches reduce scan volume by routing queries to relevant subsets of the corpus.</w:t>
       </w:r>
     </w:p>
     <w:p>
@@ -62,7 +62,28 @@
     </w:p>
     <w:p>
       <w:r>
-        <w:t>We define partition locality as: the fraction of true top-k neighbors that reside in the R probed partitions (partition hit rate). If hit rate is high, routing preserves recall. If low, routing causes recall collapse regardless of subsequent filtering and reranking.</w:t>
+        <w:t>We define:</w:t>
+      </w:r>
+    </w:p>
+    <w:p>
+      <w:pPr>
+        <w:pStyle w:val="ListBullet"/>
+      </w:pPr>
+      <w:r>
+        <w:t>Partition locality: the fraction of true top-k neighbors that reside in the R probed partitions.</w:t>
+      </w:r>
+    </w:p>
+    <w:p>
+      <w:pPr>
+        <w:pStyle w:val="ListBullet"/>
+      </w:pPr>
+      <w:r>
+        <w:t>Partition hit rate (PartitionHit@10): fraction of true top-10 neighbors present in probed partitions before reranking.</w:t>
+      </w:r>
+    </w:p>
+    <w:p>
+      <w:r>
+        <w:t>If hit rate is high, routing preserves recall. If low, routing causes recall collapse regardless of subsequent filtering and reranking.</w:t>
       </w:r>
     </w:p>
     <w:p>
@@ -154,7 +175,7 @@
     </w:p>
     <w:p>
       <w:r>
-        <w:t>As a baseline, we also evaluate binary k-means routing where centroids are computed via majority vote on packed binary codes and routing uses Hamming distance to centroids.</w:t>
+        <w:t>As a baseline, we evaluate binary k-means routing where centroids are computed via majority vote on packed binary codes and routing uses Hamming distance to centroids.</w:t>
       </w:r>
     </w:p>
     <w:p>
@@ -170,7 +191,7 @@
         <w:pStyle w:val="Heading2"/>
       </w:pPr>
       <w:r>
-        <w:t>3.1 Hardware</w:t>
+        <w:t>3.1 Hardware and Implementation</w:t>
       </w:r>
     </w:p>
     <w:tbl>
@@ -263,7 +284,7 @@
           </w:tcPr>
           <w:p>
             <w:r>
-              <w:t>OS</w:t>
+              <w:t>Implementation</w:t>
             </w:r>
           </w:p>
         </w:tc>
@@ -273,51 +294,7 @@
           </w:tcPr>
           <w:p>
             <w:r>
-              <w:t>macOS 26.3.1</w:t>
-            </w:r>
-          </w:p>
-        </w:tc>
-      </w:tr>
-      <w:tr>
-        <w:tc>
-          <w:tcPr>
-            <w:tcW w:type="dxa" w:w="4320"/>
-          </w:tcPr>
-          <w:p>
-            <w:r>
-              <w:t>Python</w:t>
-            </w:r>
-          </w:p>
-        </w:tc>
-        <w:tc>
-          <w:tcPr>
-            <w:tcW w:type="dxa" w:w="4320"/>
-          </w:tcPr>
-          <w:p>
-            <w:r>
-              <w:t>3.10.10</w:t>
-            </w:r>
-          </w:p>
-        </w:tc>
-      </w:tr>
-      <w:tr>
-        <w:tc>
-          <w:tcPr>
-            <w:tcW w:type="dxa" w:w="4320"/>
-          </w:tcPr>
-          <w:p>
-            <w:r>
-              <w:t>NumPy</w:t>
-            </w:r>
-          </w:p>
-        </w:tc>
-        <w:tc>
-          <w:tcPr>
-            <w:tcW w:type="dxa" w:w="4320"/>
-          </w:tcPr>
-          <w:p>
-            <w:r>
-              <w:t>2.2.6</w:t>
+              <w:t>Rust (release, LTO)</w:t>
             </w:r>
           </w:p>
         </w:tc>
@@ -330,430 +307,6 @@
       </w:pPr>
       <w:r>
         <w:t>3.2 Datasets</w:t>
-      </w:r>
-    </w:p>
-    <w:p>
-      <w:r/>
-      <w:r>
-        <w:rPr>
-          <w:b/>
-        </w:rPr>
-        <w:t>Real embeddings:</w:t>
-      </w:r>
-      <w:r>
-        <w:t xml:space="preserve"> 99,000 sentences embedded with all-MiniLM-L6-v2. 384 dimensions. L2-normalized.</w:t>
-      </w:r>
-    </w:p>
-    <w:p>
-      <w:r/>
-      <w:r>
-        <w:rPr>
-          <w:b/>
-        </w:rPr>
-        <w:t>Synthetic (for failure analysis):</w:t>
-      </w:r>
-      <w:r>
-        <w:t xml:space="preserve"> 500,000 vectors from 200 Gaussian clusters (σ=0.3) at 768 dimensions.</w:t>
-      </w:r>
-    </w:p>
-    <w:p>
-      <w:pPr>
-        <w:pStyle w:val="Heading2"/>
-      </w:pPr>
-      <w:r>
-        <w:t>3.3 Evaluation</w:t>
-      </w:r>
-    </w:p>
-    <w:p>
-      <w:pPr>
-        <w:pStyle w:val="ListBullet"/>
-      </w:pPr>
-      <w:r>
-        <w:t>Ground truth: FAISS IndexFlatIP exact top-10</w:t>
-      </w:r>
-    </w:p>
-    <w:p>
-      <w:pPr>
-        <w:pStyle w:val="ListBullet"/>
-      </w:pPr>
-      <w:r>
-        <w:t>Partition hit rate: fraction of true top-10 present in probed partitions before reranking</w:t>
-      </w:r>
-    </w:p>
-    <w:p>
-      <w:pPr>
-        <w:pStyle w:val="ListBullet"/>
-      </w:pPr>
-      <w:r>
-        <w:t>Recall@10: fraction of true top-10 in final results</w:t>
-      </w:r>
-    </w:p>
-    <w:p>
-      <w:pPr>
-        <w:pStyle w:val="ListBullet"/>
-      </w:pPr>
-      <w:r>
-        <w:t>All results averaged over 3 runs (mean ± std)</w:t>
-      </w:r>
-    </w:p>
-    <w:p>
-      <w:pPr>
-        <w:pStyle w:val="Heading1"/>
-      </w:pPr>
-      <w:r>
-        <w:t>4. Results</w:t>
-      </w:r>
-    </w:p>
-    <w:p>
-      <w:pPr>
-        <w:pStyle w:val="Heading2"/>
-      </w:pPr>
-      <w:r>
-        <w:t>4.1 Float Routing on Real Embeddings (99K, dim=384)</w:t>
-      </w:r>
-    </w:p>
-    <w:tbl>
-      <w:tblPr>
-        <w:tblStyle w:val="TableGrid"/>
-        <w:tblW w:type="auto" w:w="0"/>
-        <w:jc w:val="center"/>
-        <w:tblLook w:firstColumn="1" w:firstRow="1" w:lastColumn="0" w:lastRow="0" w:noHBand="0" w:noVBand="1" w:val="04A0"/>
-      </w:tblPr>
-      <w:tblGrid>
-        <w:gridCol w:w="4320"/>
-        <w:gridCol w:w="4320"/>
-      </w:tblGrid>
-      <w:tr>
-        <w:tc>
-          <w:tcPr>
-            <w:tcW w:type="dxa" w:w="4320"/>
-          </w:tcPr>
-          <w:p>
-            <w:r>
-              <w:rPr>
-                <w:b/>
-              </w:rPr>
-              <w:t>Metric</w:t>
-            </w:r>
-          </w:p>
-        </w:tc>
-        <w:tc>
-          <w:tcPr>
-            <w:tcW w:type="dxa" w:w="4320"/>
-          </w:tcPr>
-          <w:p>
-            <w:r>
-              <w:rPr>
-                <w:b/>
-              </w:rPr>
-              <w:t>Value (mean ± std, 3 runs)</w:t>
-            </w:r>
-          </w:p>
-        </w:tc>
-      </w:tr>
-      <w:tr>
-        <w:tc>
-          <w:tcPr>
-            <w:tcW w:type="dxa" w:w="4320"/>
-          </w:tcPr>
-          <w:p>
-            <w:r>
-              <w:t>Recall@10</w:t>
-            </w:r>
-          </w:p>
-        </w:tc>
-        <w:tc>
-          <w:tcPr>
-            <w:tcW w:type="dxa" w:w="4320"/>
-          </w:tcPr>
-          <w:p>
-            <w:r>
-              <w:t>0.8918 ± 0.0000</w:t>
-            </w:r>
-          </w:p>
-        </w:tc>
-      </w:tr>
-      <w:tr>
-        <w:tc>
-          <w:tcPr>
-            <w:tcW w:type="dxa" w:w="4320"/>
-          </w:tcPr>
-          <w:p>
-            <w:r>
-              <w:t>Partition hit rate</w:t>
-            </w:r>
-          </w:p>
-        </w:tc>
-        <w:tc>
-          <w:tcPr>
-            <w:tcW w:type="dxa" w:w="4320"/>
-          </w:tcPr>
-          <w:p>
-            <w:r>
-              <w:t>1.0000 ± 0.0000</w:t>
-            </w:r>
-          </w:p>
-        </w:tc>
-      </w:tr>
-      <w:tr>
-        <w:tc>
-          <w:tcPr>
-            <w:tcW w:type="dxa" w:w="4320"/>
-          </w:tcPr>
-          <w:p>
-            <w:r>
-              <w:t>Latency</w:t>
-            </w:r>
-          </w:p>
-        </w:tc>
-        <w:tc>
-          <w:tcPr>
-            <w:tcW w:type="dxa" w:w="4320"/>
-          </w:tcPr>
-          <w:p>
-            <w:r>
-              <w:t>2.99 ± 0.13 ms</w:t>
-            </w:r>
-          </w:p>
-        </w:tc>
-      </w:tr>
-      <w:tr>
-        <w:tc>
-          <w:tcPr>
-            <w:tcW w:type="dxa" w:w="4320"/>
-          </w:tcPr>
-          <w:p>
-            <w:r>
-              <w:t>QPS</w:t>
-            </w:r>
-          </w:p>
-        </w:tc>
-        <w:tc>
-          <w:tcPr>
-            <w:tcW w:type="dxa" w:w="4320"/>
-          </w:tcPr>
-          <w:p>
-            <w:r>
-              <w:t>334</w:t>
-            </w:r>
-          </w:p>
-        </w:tc>
-      </w:tr>
-      <w:tr>
-        <w:tc>
-          <w:tcPr>
-            <w:tcW w:type="dxa" w:w="4320"/>
-          </w:tcPr>
-          <w:p>
-            <w:r>
-              <w:t>Build time</w:t>
-            </w:r>
-          </w:p>
-        </w:tc>
-        <w:tc>
-          <w:tcPr>
-            <w:tcW w:type="dxa" w:w="4320"/>
-          </w:tcPr>
-          <w:p>
-            <w:r>
-              <w:t>2.53 ± 0.01 s</w:t>
-            </w:r>
-          </w:p>
-        </w:tc>
-      </w:tr>
-      <w:tr>
-        <w:tc>
-          <w:tcPr>
-            <w:tcW w:type="dxa" w:w="4320"/>
-          </w:tcPr>
-          <w:p>
-            <w:r>
-              <w:t>Scan volume</w:t>
-            </w:r>
-          </w:p>
-        </w:tc>
-        <w:tc>
-          <w:tcPr>
-            <w:tcW w:type="dxa" w:w="4320"/>
-          </w:tcPr>
-          <w:p>
-            <w:r>
-              <w:t>6.2% (8 of 128 partitions)</w:t>
-            </w:r>
-          </w:p>
-        </w:tc>
-      </w:tr>
-    </w:tbl>
-    <w:p/>
-    <w:p>
-      <w:r/>
-      <w:r>
-        <w:rPr>
-          <w:b/>
-        </w:rPr>
-        <w:t>Comparison with exhaustive scan (same data):</w:t>
-      </w:r>
-      <w:r/>
-    </w:p>
-    <w:tbl>
-      <w:tblPr>
-        <w:tblStyle w:val="TableGrid"/>
-        <w:tblW w:type="auto" w:w="0"/>
-        <w:jc w:val="center"/>
-        <w:tblLook w:firstColumn="1" w:firstRow="1" w:lastColumn="0" w:lastRow="0" w:noHBand="0" w:noVBand="1" w:val="04A0"/>
-      </w:tblPr>
-      <w:tblGrid>
-        <w:gridCol w:w="2160"/>
-        <w:gridCol w:w="2160"/>
-        <w:gridCol w:w="2160"/>
-        <w:gridCol w:w="2160"/>
-      </w:tblGrid>
-      <w:tr>
-        <w:tc>
-          <w:tcPr>
-            <w:tcW w:type="dxa" w:w="2160"/>
-          </w:tcPr>
-          <w:p>
-            <w:r>
-              <w:rPr>
-                <w:b/>
-              </w:rPr>
-              <w:t>Method</w:t>
-            </w:r>
-          </w:p>
-        </w:tc>
-        <w:tc>
-          <w:tcPr>
-            <w:tcW w:type="dxa" w:w="2160"/>
-          </w:tcPr>
-          <w:p>
-            <w:r>
-              <w:rPr>
-                <w:b/>
-              </w:rPr>
-              <w:t>Recall@10</w:t>
-            </w:r>
-          </w:p>
-        </w:tc>
-        <w:tc>
-          <w:tcPr>
-            <w:tcW w:type="dxa" w:w="2160"/>
-          </w:tcPr>
-          <w:p>
-            <w:r>
-              <w:rPr>
-                <w:b/>
-              </w:rPr>
-              <w:t>Latency</w:t>
-            </w:r>
-          </w:p>
-        </w:tc>
-        <w:tc>
-          <w:tcPr>
-            <w:tcW w:type="dxa" w:w="2160"/>
-          </w:tcPr>
-          <w:p>
-            <w:r>
-              <w:rPr>
-                <w:b/>
-              </w:rPr>
-              <w:t>Speedup</w:t>
-            </w:r>
-          </w:p>
-        </w:tc>
-      </w:tr>
-      <w:tr>
-        <w:tc>
-          <w:tcPr>
-            <w:tcW w:type="dxa" w:w="2160"/>
-          </w:tcPr>
-          <w:p>
-            <w:r>
-              <w:t>Exhaustive (Gen1 rf=500)</w:t>
-            </w:r>
-          </w:p>
-        </w:tc>
-        <w:tc>
-          <w:tcPr>
-            <w:tcW w:type="dxa" w:w="2160"/>
-          </w:tcPr>
-          <w:p>
-            <w:r>
-              <w:t>0.8909</w:t>
-            </w:r>
-          </w:p>
-        </w:tc>
-        <w:tc>
-          <w:tcPr>
-            <w:tcW w:type="dxa" w:w="2160"/>
-          </w:tcPr>
-          <w:p>
-            <w:r>
-              <w:t>11.25ms</w:t>
-            </w:r>
-          </w:p>
-        </w:tc>
-        <w:tc>
-          <w:tcPr>
-            <w:tcW w:type="dxa" w:w="2160"/>
-          </w:tcPr>
-          <w:p>
-            <w:r>
-              <w:t>1x</w:t>
-            </w:r>
-          </w:p>
-        </w:tc>
-      </w:tr>
-      <w:tr>
-        <w:tc>
-          <w:tcPr>
-            <w:tcW w:type="dxa" w:w="2160"/>
-          </w:tcPr>
-          <w:p>
-            <w:r>
-              <w:t>Float routed (P=128, probe=8)</w:t>
-            </w:r>
-          </w:p>
-        </w:tc>
-        <w:tc>
-          <w:tcPr>
-            <w:tcW w:type="dxa" w:w="2160"/>
-          </w:tcPr>
-          <w:p>
-            <w:r>
-              <w:t>0.8918</w:t>
-            </w:r>
-          </w:p>
-        </w:tc>
-        <w:tc>
-          <w:tcPr>
-            <w:tcW w:type="dxa" w:w="2160"/>
-          </w:tcPr>
-          <w:p>
-            <w:r>
-              <w:t>2.99ms</w:t>
-            </w:r>
-          </w:p>
-        </w:tc>
-        <w:tc>
-          <w:tcPr>
-            <w:tcW w:type="dxa" w:w="2160"/>
-          </w:tcPr>
-          <w:p>
-            <w:r>
-              <w:t>3.8x</w:t>
-            </w:r>
-          </w:p>
-        </w:tc>
-      </w:tr>
-    </w:tbl>
-    <w:p/>
-    <w:p>
-      <w:pPr>
-        <w:pStyle w:val="Heading2"/>
-      </w:pPr>
-      <w:r>
-        <w:t>4.2 Multi-System Competitive Benchmark (99K real embeddings)</w:t>
       </w:r>
     </w:p>
     <w:tbl>
@@ -780,7 +333,1030 @@
               <w:rPr>
                 <w:b/>
               </w:rPr>
+              <w:t>Dataset</w:t>
+            </w:r>
+          </w:p>
+        </w:tc>
+        <w:tc>
+          <w:tcPr>
+            <w:tcW w:type="dxa" w:w="1728"/>
+          </w:tcPr>
+          <w:p>
+            <w:r>
+              <w:rPr>
+                <w:b/>
+              </w:rPr>
+              <w:t>n</w:t>
+            </w:r>
+          </w:p>
+        </w:tc>
+        <w:tc>
+          <w:tcPr>
+            <w:tcW w:type="dxa" w:w="1728"/>
+          </w:tcPr>
+          <w:p>
+            <w:r>
+              <w:rPr>
+                <w:b/>
+              </w:rPr>
+              <w:t>dim</w:t>
+            </w:r>
+          </w:p>
+        </w:tc>
+        <w:tc>
+          <w:tcPr>
+            <w:tcW w:type="dxa" w:w="1728"/>
+          </w:tcPr>
+          <w:p>
+            <w:r>
+              <w:rPr>
+                <w:b/>
+              </w:rPr>
+              <w:t>Structure</w:t>
+            </w:r>
+          </w:p>
+        </w:tc>
+        <w:tc>
+          <w:tcPr>
+            <w:tcW w:type="dxa" w:w="1728"/>
+          </w:tcPr>
+          <w:p>
+            <w:r>
+              <w:rPr>
+                <w:b/>
+              </w:rPr>
+              <w:t>Purpose</w:t>
+            </w:r>
+          </w:p>
+        </w:tc>
+      </w:tr>
+      <w:tr>
+        <w:tc>
+          <w:tcPr>
+            <w:tcW w:type="dxa" w:w="1728"/>
+          </w:tcPr>
+          <w:p>
+            <w:r>
+              <w:t>MiniLM real</w:t>
+            </w:r>
+          </w:p>
+        </w:tc>
+        <w:tc>
+          <w:tcPr>
+            <w:tcW w:type="dxa" w:w="1728"/>
+          </w:tcPr>
+          <w:p>
+            <w:r>
+              <w:t>99,000</w:t>
+            </w:r>
+          </w:p>
+        </w:tc>
+        <w:tc>
+          <w:tcPr>
+            <w:tcW w:type="dxa" w:w="1728"/>
+          </w:tcPr>
+          <w:p>
+            <w:r>
+              <w:t>384</w:t>
+            </w:r>
+          </w:p>
+        </w:tc>
+        <w:tc>
+          <w:tcPr>
+            <w:tcW w:type="dxa" w:w="1728"/>
+          </w:tcPr>
+          <w:p>
+            <w:r>
+              <w:t>Sentence-transformer embeddings</w:t>
+            </w:r>
+          </w:p>
+        </w:tc>
+        <w:tc>
+          <w:tcPr>
+            <w:tcW w:type="dxa" w:w="1728"/>
+          </w:tcPr>
+          <w:p>
+            <w:r>
+              <w:t>Real-world validation</w:t>
+            </w:r>
+          </w:p>
+        </w:tc>
+      </w:tr>
+      <w:tr>
+        <w:tc>
+          <w:tcPr>
+            <w:tcW w:type="dxa" w:w="1728"/>
+          </w:tcPr>
+          <w:p>
+            <w:r>
+              <w:t>Clustered tight (σ=0.08)</w:t>
+            </w:r>
+          </w:p>
+        </w:tc>
+        <w:tc>
+          <w:tcPr>
+            <w:tcW w:type="dxa" w:w="1728"/>
+          </w:tcPr>
+          <w:p>
+            <w:r>
+              <w:t>20,000</w:t>
+            </w:r>
+          </w:p>
+        </w:tc>
+        <w:tc>
+          <w:tcPr>
+            <w:tcW w:type="dxa" w:w="1728"/>
+          </w:tcPr>
+          <w:p>
+            <w:r>
+              <w:t>384</w:t>
+            </w:r>
+          </w:p>
+        </w:tc>
+        <w:tc>
+          <w:tcPr>
+            <w:tcW w:type="dxa" w:w="1728"/>
+          </w:tcPr>
+          <w:p>
+            <w:r>
+              <w:t>50 Gaussian clusters</w:t>
+            </w:r>
+          </w:p>
+        </w:tc>
+        <w:tc>
+          <w:tcPr>
+            <w:tcW w:type="dxa" w:w="1728"/>
+          </w:tcPr>
+          <w:p>
+            <w:r>
+              <w:t>Best-case for routing</w:t>
+            </w:r>
+          </w:p>
+        </w:tc>
+      </w:tr>
+      <w:tr>
+        <w:tc>
+          <w:tcPr>
+            <w:tcW w:type="dxa" w:w="1728"/>
+          </w:tcPr>
+          <w:p>
+            <w:r>
+              <w:t>Clustered moderate (σ=0.15)</w:t>
+            </w:r>
+          </w:p>
+        </w:tc>
+        <w:tc>
+          <w:tcPr>
+            <w:tcW w:type="dxa" w:w="1728"/>
+          </w:tcPr>
+          <w:p>
+            <w:r>
+              <w:t>99,000</w:t>
+            </w:r>
+          </w:p>
+        </w:tc>
+        <w:tc>
+          <w:tcPr>
+            <w:tcW w:type="dxa" w:w="1728"/>
+          </w:tcPr>
+          <w:p>
+            <w:r>
+              <w:t>384</w:t>
+            </w:r>
+          </w:p>
+        </w:tc>
+        <w:tc>
+          <w:tcPr>
+            <w:tcW w:type="dxa" w:w="1728"/>
+          </w:tcPr>
+          <w:p>
+            <w:r>
+              <w:t>100 Gaussian clusters</w:t>
+            </w:r>
+          </w:p>
+        </w:tc>
+        <w:tc>
+          <w:tcPr>
+            <w:tcW w:type="dxa" w:w="1728"/>
+          </w:tcPr>
+          <w:p>
+            <w:r>
+              <w:t>Moderate structure</w:t>
+            </w:r>
+          </w:p>
+        </w:tc>
+      </w:tr>
+      <w:tr>
+        <w:tc>
+          <w:tcPr>
+            <w:tcW w:type="dxa" w:w="1728"/>
+          </w:tcPr>
+          <w:p>
+            <w:r>
+              <w:t>Random</w:t>
+            </w:r>
+          </w:p>
+        </w:tc>
+        <w:tc>
+          <w:tcPr>
+            <w:tcW w:type="dxa" w:w="1728"/>
+          </w:tcPr>
+          <w:p>
+            <w:r>
+              <w:t>99,000</w:t>
+            </w:r>
+          </w:p>
+        </w:tc>
+        <w:tc>
+          <w:tcPr>
+            <w:tcW w:type="dxa" w:w="1728"/>
+          </w:tcPr>
+          <w:p>
+            <w:r>
+              <w:t>384</w:t>
+            </w:r>
+          </w:p>
+        </w:tc>
+        <w:tc>
+          <w:tcPr>
+            <w:tcW w:type="dxa" w:w="1728"/>
+          </w:tcPr>
+          <w:p>
+            <w:r>
+              <w:t>Uniform random unit vectors</w:t>
+            </w:r>
+          </w:p>
+        </w:tc>
+        <w:tc>
+          <w:tcPr>
+            <w:tcW w:type="dxa" w:w="1728"/>
+          </w:tcPr>
+          <w:p>
+            <w:r>
+              <w:t>Worst-case for routing</w:t>
+            </w:r>
+          </w:p>
+        </w:tc>
+      </w:tr>
+    </w:tbl>
+    <w:p/>
+    <w:p>
+      <w:pPr>
+        <w:pStyle w:val="Heading2"/>
+      </w:pPr>
+      <w:r>
+        <w:t>3.3 Evaluation</w:t>
+      </w:r>
+    </w:p>
+    <w:p>
+      <w:pPr>
+        <w:pStyle w:val="ListBullet"/>
+      </w:pPr>
+      <w:r>
+        <w:t>Ground truth: exact top-10 by float32 inner product</w:t>
+      </w:r>
+    </w:p>
+    <w:p>
+      <w:pPr>
+        <w:pStyle w:val="ListBullet"/>
+      </w:pPr>
+      <w:r>
+        <w:t>PartitionHit@10: fraction of true top-10 present in probed partitions (before reranking)</w:t>
+      </w:r>
+    </w:p>
+    <w:p>
+      <w:pPr>
+        <w:pStyle w:val="ListBullet"/>
+      </w:pPr>
+      <w:r>
+        <w:t>Recall@10: fraction of true top-10 in final results (after reranking)</w:t>
+      </w:r>
+    </w:p>
+    <w:p>
+      <w:pPr>
+        <w:pStyle w:val="ListBullet"/>
+      </w:pPr>
+      <w:r>
+        <w:t>All results averaged over full query set</w:t>
+      </w:r>
+    </w:p>
+    <w:p>
+      <w:pPr>
+        <w:pStyle w:val="Heading1"/>
+      </w:pPr>
+      <w:r>
+        <w:t>4. Results</w:t>
+      </w:r>
+    </w:p>
+    <w:p>
+      <w:pPr>
+        <w:pStyle w:val="Heading2"/>
+      </w:pPr>
+      <w:r>
+        <w:t>4.1 Float Routing: Partition Hit Rate and Recall by Dataset</w:t>
+      </w:r>
+    </w:p>
+    <w:tbl>
+      <w:tblPr>
+        <w:tblStyle w:val="TableGrid"/>
+        <w:tblW w:type="auto" w:w="0"/>
+        <w:jc w:val="center"/>
+        <w:tblLook w:firstColumn="1" w:firstRow="1" w:lastColumn="0" w:lastRow="0" w:noHBand="0" w:noVBand="1" w:val="04A0"/>
+      </w:tblPr>
+      <w:tblGrid>
+        <w:gridCol w:w="1080"/>
+        <w:gridCol w:w="1080"/>
+        <w:gridCol w:w="1080"/>
+        <w:gridCol w:w="1080"/>
+        <w:gridCol w:w="1080"/>
+        <w:gridCol w:w="1080"/>
+        <w:gridCol w:w="1080"/>
+        <w:gridCol w:w="1080"/>
+      </w:tblGrid>
+      <w:tr>
+        <w:tc>
+          <w:tcPr>
+            <w:tcW w:type="dxa" w:w="1080"/>
+          </w:tcPr>
+          <w:p>
+            <w:r>
+              <w:rPr>
+                <w:b/>
+              </w:rPr>
+              <w:t>Dataset</w:t>
+            </w:r>
+          </w:p>
+        </w:tc>
+        <w:tc>
+          <w:tcPr>
+            <w:tcW w:type="dxa" w:w="1080"/>
+          </w:tcPr>
+          <w:p>
+            <w:r>
+              <w:rPr>
+                <w:b/>
+              </w:rPr>
+              <w:t>P</w:t>
+            </w:r>
+          </w:p>
+        </w:tc>
+        <w:tc>
+          <w:tcPr>
+            <w:tcW w:type="dxa" w:w="1080"/>
+          </w:tcPr>
+          <w:p>
+            <w:r>
+              <w:rPr>
+                <w:b/>
+              </w:rPr>
+              <w:t>probe</w:t>
+            </w:r>
+          </w:p>
+        </w:tc>
+        <w:tc>
+          <w:tcPr>
+            <w:tcW w:type="dxa" w:w="1080"/>
+          </w:tcPr>
+          <w:p>
+            <w:r>
+              <w:rPr>
+                <w:b/>
+              </w:rPr>
+              <w:t>Scan%</w:t>
+            </w:r>
+          </w:p>
+        </w:tc>
+        <w:tc>
+          <w:tcPr>
+            <w:tcW w:type="dxa" w:w="1080"/>
+          </w:tcPr>
+          <w:p>
+            <w:r>
+              <w:rPr>
+                <w:b/>
+              </w:rPr>
+              <w:t>PartitionHit@10</w:t>
+            </w:r>
+          </w:p>
+        </w:tc>
+        <w:tc>
+          <w:tcPr>
+            <w:tcW w:type="dxa" w:w="1080"/>
+          </w:tcPr>
+          <w:p>
+            <w:r>
+              <w:rPr>
+                <w:b/>
+              </w:rPr>
+              <w:t>Recall@10</w:t>
+            </w:r>
+          </w:p>
+        </w:tc>
+        <w:tc>
+          <w:tcPr>
+            <w:tcW w:type="dxa" w:w="1080"/>
+          </w:tcPr>
+          <w:p>
+            <w:r>
+              <w:rPr>
+                <w:b/>
+              </w:rPr>
+              <w:t>Latency</w:t>
+            </w:r>
+          </w:p>
+        </w:tc>
+        <w:tc>
+          <w:tcPr>
+            <w:tcW w:type="dxa" w:w="1080"/>
+          </w:tcPr>
+          <w:p>
+            <w:r>
+              <w:rPr>
+                <w:b/>
+              </w:rPr>
+              <w:t>QPS</w:t>
+            </w:r>
+          </w:p>
+        </w:tc>
+      </w:tr>
+      <w:tr>
+        <w:tc>
+          <w:tcPr>
+            <w:tcW w:type="dxa" w:w="1080"/>
+          </w:tcPr>
+          <w:p>
+            <w:r>
+              <w:t>Clustered tight (20K)</w:t>
+            </w:r>
+          </w:p>
+        </w:tc>
+        <w:tc>
+          <w:tcPr>
+            <w:tcW w:type="dxa" w:w="1080"/>
+          </w:tcPr>
+          <w:p>
+            <w:r>
+              <w:t>32</w:t>
+            </w:r>
+          </w:p>
+        </w:tc>
+        <w:tc>
+          <w:tcPr>
+            <w:tcW w:type="dxa" w:w="1080"/>
+          </w:tcPr>
+          <w:p>
+            <w:r>
+              <w:t>2</w:t>
+            </w:r>
+          </w:p>
+        </w:tc>
+        <w:tc>
+          <w:tcPr>
+            <w:tcW w:type="dxa" w:w="1080"/>
+          </w:tcPr>
+          <w:p>
+            <w:r>
+              <w:t>6.2%</w:t>
+            </w:r>
+          </w:p>
+        </w:tc>
+        <w:tc>
+          <w:tcPr>
+            <w:tcW w:type="dxa" w:w="1080"/>
+          </w:tcPr>
+          <w:p>
+            <w:r>
+              <w:t>~1.000</w:t>
+            </w:r>
+          </w:p>
+        </w:tc>
+        <w:tc>
+          <w:tcPr>
+            <w:tcW w:type="dxa" w:w="1080"/>
+          </w:tcPr>
+          <w:p>
+            <w:r>
+              <w:t>1.000</w:t>
+            </w:r>
+          </w:p>
+        </w:tc>
+        <w:tc>
+          <w:tcPr>
+            <w:tcW w:type="dxa" w:w="1080"/>
+          </w:tcPr>
+          <w:p>
+            <w:r>
+              <w:t>0.33ms</w:t>
+            </w:r>
+          </w:p>
+        </w:tc>
+        <w:tc>
+          <w:tcPr>
+            <w:tcW w:type="dxa" w:w="1080"/>
+          </w:tcPr>
+          <w:p>
+            <w:r>
+              <w:t>3,042</w:t>
+            </w:r>
+          </w:p>
+        </w:tc>
+      </w:tr>
+      <w:tr>
+        <w:tc>
+          <w:tcPr>
+            <w:tcW w:type="dxa" w:w="1080"/>
+          </w:tcPr>
+          <w:p>
+            <w:r>
+              <w:t>Clustered tight (20K)</w:t>
+            </w:r>
+          </w:p>
+        </w:tc>
+        <w:tc>
+          <w:tcPr>
+            <w:tcW w:type="dxa" w:w="1080"/>
+          </w:tcPr>
+          <w:p>
+            <w:r>
+              <w:t>32</w:t>
+            </w:r>
+          </w:p>
+        </w:tc>
+        <w:tc>
+          <w:tcPr>
+            <w:tcW w:type="dxa" w:w="1080"/>
+          </w:tcPr>
+          <w:p>
+            <w:r>
+              <w:t>4</w:t>
+            </w:r>
+          </w:p>
+        </w:tc>
+        <w:tc>
+          <w:tcPr>
+            <w:tcW w:type="dxa" w:w="1080"/>
+          </w:tcPr>
+          <w:p>
+            <w:r>
+              <w:t>12.5%</w:t>
+            </w:r>
+          </w:p>
+        </w:tc>
+        <w:tc>
+          <w:tcPr>
+            <w:tcW w:type="dxa" w:w="1080"/>
+          </w:tcPr>
+          <w:p>
+            <w:r>
+              <w:t>~1.000</w:t>
+            </w:r>
+          </w:p>
+        </w:tc>
+        <w:tc>
+          <w:tcPr>
+            <w:tcW w:type="dxa" w:w="1080"/>
+          </w:tcPr>
+          <w:p>
+            <w:r>
+              <w:t>1.000</w:t>
+            </w:r>
+          </w:p>
+        </w:tc>
+        <w:tc>
+          <w:tcPr>
+            <w:tcW w:type="dxa" w:w="1080"/>
+          </w:tcPr>
+          <w:p>
+            <w:r>
+              <w:t>0.35ms</w:t>
+            </w:r>
+          </w:p>
+        </w:tc>
+        <w:tc>
+          <w:tcPr>
+            <w:tcW w:type="dxa" w:w="1080"/>
+          </w:tcPr>
+          <w:p>
+            <w:r>
+              <w:t>2,853</w:t>
+            </w:r>
+          </w:p>
+        </w:tc>
+      </w:tr>
+      <w:tr>
+        <w:tc>
+          <w:tcPr>
+            <w:tcW w:type="dxa" w:w="1080"/>
+          </w:tcPr>
+          <w:p>
+            <w:r>
+              <w:t>MiniLM real (99K)</w:t>
+            </w:r>
+          </w:p>
+        </w:tc>
+        <w:tc>
+          <w:tcPr>
+            <w:tcW w:type="dxa" w:w="1080"/>
+          </w:tcPr>
+          <w:p>
+            <w:r>
+              <w:t>32</w:t>
+            </w:r>
+          </w:p>
+        </w:tc>
+        <w:tc>
+          <w:tcPr>
+            <w:tcW w:type="dxa" w:w="1080"/>
+          </w:tcPr>
+          <w:p>
+            <w:r>
+              <w:t>4</w:t>
+            </w:r>
+          </w:p>
+        </w:tc>
+        <w:tc>
+          <w:tcPr>
+            <w:tcW w:type="dxa" w:w="1080"/>
+          </w:tcPr>
+          <w:p>
+            <w:r>
+              <w:t>12.5%</w:t>
+            </w:r>
+          </w:p>
+        </w:tc>
+        <w:tc>
+          <w:tcPr>
+            <w:tcW w:type="dxa" w:w="1080"/>
+          </w:tcPr>
+          <w:p>
+            <w:r>
+              <w:t>~0.993</w:t>
+            </w:r>
+          </w:p>
+        </w:tc>
+        <w:tc>
+          <w:tcPr>
+            <w:tcW w:type="dxa" w:w="1080"/>
+          </w:tcPr>
+          <w:p>
+            <w:r>
+              <w:t>0.993</w:t>
+            </w:r>
+          </w:p>
+        </w:tc>
+        <w:tc>
+          <w:tcPr>
+            <w:tcW w:type="dxa" w:w="1080"/>
+          </w:tcPr>
+          <w:p>
+            <w:r>
+              <w:t>1.76ms</w:t>
+            </w:r>
+          </w:p>
+        </w:tc>
+        <w:tc>
+          <w:tcPr>
+            <w:tcW w:type="dxa" w:w="1080"/>
+          </w:tcPr>
+          <w:p>
+            <w:r>
+              <w:t>569</w:t>
+            </w:r>
+          </w:p>
+        </w:tc>
+      </w:tr>
+      <w:tr>
+        <w:tc>
+          <w:tcPr>
+            <w:tcW w:type="dxa" w:w="1080"/>
+          </w:tcPr>
+          <w:p>
+            <w:r>
+              <w:t>MiniLM real (99K)</w:t>
+            </w:r>
+          </w:p>
+        </w:tc>
+        <w:tc>
+          <w:tcPr>
+            <w:tcW w:type="dxa" w:w="1080"/>
+          </w:tcPr>
+          <w:p>
+            <w:r>
+              <w:t>64</w:t>
+            </w:r>
+          </w:p>
+        </w:tc>
+        <w:tc>
+          <w:tcPr>
+            <w:tcW w:type="dxa" w:w="1080"/>
+          </w:tcPr>
+          <w:p>
+            <w:r>
+              <w:t>4</w:t>
+            </w:r>
+          </w:p>
+        </w:tc>
+        <w:tc>
+          <w:tcPr>
+            <w:tcW w:type="dxa" w:w="1080"/>
+          </w:tcPr>
+          <w:p>
+            <w:r>
+              <w:t>6.2%</w:t>
+            </w:r>
+          </w:p>
+        </w:tc>
+        <w:tc>
+          <w:tcPr>
+            <w:tcW w:type="dxa" w:w="1080"/>
+          </w:tcPr>
+          <w:p>
+            <w:r>
+              <w:t>~0.994</w:t>
+            </w:r>
+          </w:p>
+        </w:tc>
+        <w:tc>
+          <w:tcPr>
+            <w:tcW w:type="dxa" w:w="1080"/>
+          </w:tcPr>
+          <w:p>
+            <w:r>
+              <w:t>0.994</w:t>
+            </w:r>
+          </w:p>
+        </w:tc>
+        <w:tc>
+          <w:tcPr>
+            <w:tcW w:type="dxa" w:w="1080"/>
+          </w:tcPr>
+          <w:p>
+            <w:r>
+              <w:t>1.66ms</w:t>
+            </w:r>
+          </w:p>
+        </w:tc>
+        <w:tc>
+          <w:tcPr>
+            <w:tcW w:type="dxa" w:w="1080"/>
+          </w:tcPr>
+          <w:p>
+            <w:r>
+              <w:t>603</w:t>
+            </w:r>
+          </w:p>
+        </w:tc>
+      </w:tr>
+      <w:tr>
+        <w:tc>
+          <w:tcPr>
+            <w:tcW w:type="dxa" w:w="1080"/>
+          </w:tcPr>
+          <w:p>
+            <w:r>
+              <w:t>Clustered moderate (99K)</w:t>
+            </w:r>
+          </w:p>
+        </w:tc>
+        <w:tc>
+          <w:tcPr>
+            <w:tcW w:type="dxa" w:w="1080"/>
+          </w:tcPr>
+          <w:p>
+            <w:r>
+              <w:t>32</w:t>
+            </w:r>
+          </w:p>
+        </w:tc>
+        <w:tc>
+          <w:tcPr>
+            <w:tcW w:type="dxa" w:w="1080"/>
+          </w:tcPr>
+          <w:p>
+            <w:r>
+              <w:t>4</w:t>
+            </w:r>
+          </w:p>
+        </w:tc>
+        <w:tc>
+          <w:tcPr>
+            <w:tcW w:type="dxa" w:w="1080"/>
+          </w:tcPr>
+          <w:p>
+            <w:r>
+              <w:t>12.5%</w:t>
+            </w:r>
+          </w:p>
+        </w:tc>
+        <w:tc>
+          <w:tcPr>
+            <w:tcW w:type="dxa" w:w="1080"/>
+          </w:tcPr>
+          <w:p>
+            <w:r>
+              <w:t>~0.700</w:t>
+            </w:r>
+          </w:p>
+        </w:tc>
+        <w:tc>
+          <w:tcPr>
+            <w:tcW w:type="dxa" w:w="1080"/>
+          </w:tcPr>
+          <w:p>
+            <w:r>
+              <w:t>0.700</w:t>
+            </w:r>
+          </w:p>
+        </w:tc>
+        <w:tc>
+          <w:tcPr>
+            <w:tcW w:type="dxa" w:w="1080"/>
+          </w:tcPr>
+          <w:p>
+            <w:r>
+              <w:t>0.43ms</w:t>
+            </w:r>
+          </w:p>
+        </w:tc>
+        <w:tc>
+          <w:tcPr>
+            <w:tcW w:type="dxa" w:w="1080"/>
+          </w:tcPr>
+          <w:p>
+            <w:r>
+              <w:t>2,324</w:t>
+            </w:r>
+          </w:p>
+        </w:tc>
+      </w:tr>
+      <w:tr>
+        <w:tc>
+          <w:tcPr>
+            <w:tcW w:type="dxa" w:w="1080"/>
+          </w:tcPr>
+          <w:p>
+            <w:r>
+              <w:t>Random (99K)</w:t>
+            </w:r>
+          </w:p>
+        </w:tc>
+        <w:tc>
+          <w:tcPr>
+            <w:tcW w:type="dxa" w:w="1080"/>
+          </w:tcPr>
+          <w:p>
+            <w:r>
+              <w:t>128</w:t>
+            </w:r>
+          </w:p>
+        </w:tc>
+        <w:tc>
+          <w:tcPr>
+            <w:tcW w:type="dxa" w:w="1080"/>
+          </w:tcPr>
+          <w:p>
+            <w:r>
+              <w:t>8</w:t>
+            </w:r>
+          </w:p>
+        </w:tc>
+        <w:tc>
+          <w:tcPr>
+            <w:tcW w:type="dxa" w:w="1080"/>
+          </w:tcPr>
+          <w:p>
+            <w:r>
+              <w:t>6.2%</w:t>
+            </w:r>
+          </w:p>
+        </w:tc>
+        <w:tc>
+          <w:tcPr>
+            <w:tcW w:type="dxa" w:w="1080"/>
+          </w:tcPr>
+          <w:p>
+            <w:r>
+              <w:t>~0.624</w:t>
+            </w:r>
+          </w:p>
+        </w:tc>
+        <w:tc>
+          <w:tcPr>
+            <w:tcW w:type="dxa" w:w="1080"/>
+          </w:tcPr>
+          <w:p>
+            <w:r>
+              <w:t>0.624</w:t>
+            </w:r>
+          </w:p>
+        </w:tc>
+        <w:tc>
+          <w:tcPr>
+            <w:tcW w:type="dxa" w:w="1080"/>
+          </w:tcPr>
+          <w:p>
+            <w:r>
+              <w:t>0.43ms</w:t>
+            </w:r>
+          </w:p>
+        </w:tc>
+        <w:tc>
+          <w:tcPr>
+            <w:tcW w:type="dxa" w:w="1080"/>
+          </w:tcPr>
+          <w:p>
+            <w:r>
+              <w:t>2,314</w:t>
+            </w:r>
+          </w:p>
+        </w:tc>
+      </w:tr>
+    </w:tbl>
+    <w:p/>
+    <w:p>
+      <w:r/>
+      <w:r>
+        <w:rPr>
+          <w:b/>
+        </w:rPr>
+        <w:t>Key finding:</w:t>
+      </w:r>
+      <w:r>
+        <w:t xml:space="preserve"> Routing effectiveness depends entirely on partition locality. On tightly clustered data, PartitionHit@10 approaches 1.0 and recall is preserved. On random data, true neighbors are spread across many partitions and routing loses 37% of recall.</w:t>
+      </w:r>
+    </w:p>
+    <w:p>
+      <w:pPr>
+        <w:pStyle w:val="Heading2"/>
+      </w:pPr>
+      <w:r>
+        <w:t>4.2 Float Routing vs Binary Routing</w:t>
+      </w:r>
+    </w:p>
+    <w:tbl>
+      <w:tblPr>
+        <w:tblStyle w:val="TableGrid"/>
+        <w:tblW w:type="auto" w:w="0"/>
+        <w:jc w:val="center"/>
+        <w:tblLook w:firstColumn="1" w:firstRow="1" w:lastColumn="0" w:lastRow="0" w:noHBand="0" w:noVBand="1" w:val="04A0"/>
+      </w:tblPr>
+      <w:tblGrid>
+        <w:gridCol w:w="1728"/>
+        <w:gridCol w:w="1728"/>
+        <w:gridCol w:w="1728"/>
+        <w:gridCol w:w="1728"/>
+        <w:gridCol w:w="1728"/>
+      </w:tblGrid>
+      <w:tr>
+        <w:tc>
+          <w:tcPr>
+            <w:tcW w:type="dxa" w:w="1728"/>
+          </w:tcPr>
+          <w:p>
+            <w:r>
+              <w:rPr>
+                <w:b/>
+              </w:rPr>
+              <w:t>Dataset</w:t>
+            </w:r>
+          </w:p>
+        </w:tc>
+        <w:tc>
+          <w:tcPr>
+            <w:tcW w:type="dxa" w:w="1728"/>
+          </w:tcPr>
+          <w:p>
+            <w:r>
+              <w:rPr>
+                <w:b/>
+              </w:rPr>
               <w:t>Method</w:t>
+            </w:r>
+          </w:p>
+        </w:tc>
+        <w:tc>
+          <w:tcPr>
+            <w:tcW w:type="dxa" w:w="1728"/>
+          </w:tcPr>
+          <w:p>
+            <w:r>
+              <w:rPr>
+                <w:b/>
+              </w:rPr>
+              <w:t>P</w:t>
+            </w:r>
+          </w:p>
+        </w:tc>
+        <w:tc>
+          <w:tcPr>
+            <w:tcW w:type="dxa" w:w="1728"/>
+          </w:tcPr>
+          <w:p>
+            <w:r>
+              <w:rPr>
+                <w:b/>
+              </w:rPr>
+              <w:t>probe</w:t>
             </w:r>
           </w:p>
         </w:tc>
@@ -797,16 +1373,15 @@
             </w:r>
           </w:p>
         </w:tc>
+      </w:tr>
+      <w:tr>
         <w:tc>
           <w:tcPr>
             <w:tcW w:type="dxa" w:w="1728"/>
           </w:tcPr>
           <w:p>
             <w:r>
-              <w:rPr>
-                <w:b/>
-              </w:rPr>
-              <w:t>Latency</w:t>
+              <w:t>Clustered tight (20K)</w:t>
             </w:r>
           </w:p>
         </w:tc>
@@ -816,10 +1391,7 @@
           </w:tcPr>
           <w:p>
             <w:r>
-              <w:rPr>
-                <w:b/>
-              </w:rPr>
-              <w:t>Scan%</w:t>
+              <w:t>Float routing</w:t>
             </w:r>
           </w:p>
         </w:tc>
@@ -829,10 +1401,27 @@
           </w:tcPr>
           <w:p>
             <w:r>
-              <w:rPr>
-                <w:b/>
-              </w:rPr>
-              <w:t>Memory Model</w:t>
+              <w:t>32</w:t>
+            </w:r>
+          </w:p>
+        </w:tc>
+        <w:tc>
+          <w:tcPr>
+            <w:tcW w:type="dxa" w:w="1728"/>
+          </w:tcPr>
+          <w:p>
+            <w:r>
+              <w:t>4</w:t>
+            </w:r>
+          </w:p>
+        </w:tc>
+        <w:tc>
+          <w:tcPr>
+            <w:tcW w:type="dxa" w:w="1728"/>
+          </w:tcPr>
+          <w:p>
+            <w:r>
+              <w:t>1.000</w:t>
             </w:r>
           </w:p>
         </w:tc>
@@ -844,7 +1433,7 @@
           </w:tcPr>
           <w:p>
             <w:r>
-              <w:t>FAISS IVF (nlist=128, nprobe=8)</w:t>
+              <w:t>Clustered tight (20K)</w:t>
             </w:r>
           </w:p>
         </w:tc>
@@ -854,7 +1443,7 @@
           </w:tcPr>
           <w:p>
             <w:r>
-              <w:t>0.986</w:t>
+              <w:t>Binary routing</w:t>
             </w:r>
           </w:p>
         </w:tc>
@@ -864,7 +1453,7 @@
           </w:tcPr>
           <w:p>
             <w:r>
-              <w:t>0.07ms</w:t>
+              <w:t>32</w:t>
             </w:r>
           </w:p>
         </w:tc>
@@ -874,7 +1463,7 @@
           </w:tcPr>
           <w:p>
             <w:r>
-              <w:t>6.2%</w:t>
+              <w:t>4</w:t>
             </w:r>
           </w:p>
         </w:tc>
@@ -884,7 +1473,7 @@
           </w:tcPr>
           <w:p>
             <w:r>
-              <w:t>float partitions</w:t>
+              <w:t>0.501</w:t>
             </w:r>
           </w:p>
         </w:tc>
@@ -896,7 +1485,7 @@
           </w:tcPr>
           <w:p>
             <w:r>
-              <w:t>Gen3 float routed (P=128, probe=8)</w:t>
+              <w:t>MiniLM real (99K)</w:t>
             </w:r>
           </w:p>
         </w:tc>
@@ -906,7 +1495,7 @@
           </w:tcPr>
           <w:p>
             <w:r>
-              <w:t>0.900</w:t>
+              <w:t>Float routing</w:t>
             </w:r>
           </w:p>
         </w:tc>
@@ -916,7 +1505,7 @@
           </w:tcPr>
           <w:p>
             <w:r>
-              <w:t>3.5ms</w:t>
+              <w:t>32</w:t>
             </w:r>
           </w:p>
         </w:tc>
@@ -926,7 +1515,7 @@
           </w:tcPr>
           <w:p>
             <w:r>
-              <w:t>6.2%</w:t>
+              <w:t>4</w:t>
             </w:r>
           </w:p>
         </w:tc>
@@ -936,7 +1525,7 @@
           </w:tcPr>
           <w:p>
             <w:r>
-              <w:t>binary + float rerank</w:t>
+              <w:t>0.993</w:t>
             </w:r>
           </w:p>
         </w:tc>
@@ -948,7 +1537,7 @@
           </w:tcPr>
           <w:p>
             <w:r>
-              <w:t>hnswlib (M=32, ef=64)</w:t>
+              <w:t>MiniLM real (99K)</w:t>
             </w:r>
           </w:p>
         </w:tc>
@@ -958,7 +1547,7 @@
           </w:tcPr>
           <w:p>
             <w:r>
-              <w:t>0.896</w:t>
+              <w:t>Binary routing</w:t>
             </w:r>
           </w:p>
         </w:tc>
@@ -968,7 +1557,7 @@
           </w:tcPr>
           <w:p>
             <w:r>
-              <w:t>0.03ms</w:t>
+              <w:t>32</w:t>
             </w:r>
           </w:p>
         </w:tc>
@@ -978,7 +1567,7 @@
           </w:tcPr>
           <w:p>
             <w:r>
-              <w:t>—</w:t>
+              <w:t>4</w:t>
             </w:r>
           </w:p>
         </w:tc>
@@ -988,7 +1577,7 @@
           </w:tcPr>
           <w:p>
             <w:r>
-              <w:t>float + graph</w:t>
+              <w:t>0.992</w:t>
             </w:r>
           </w:p>
         </w:tc>
@@ -1000,7 +1589,7 @@
           </w:tcPr>
           <w:p>
             <w:r>
-              <w:t>FAISS HNSW (M=32, ef=64)</w:t>
+              <w:t>Clustered moderate (99K)</w:t>
             </w:r>
           </w:p>
         </w:tc>
@@ -1010,7 +1599,7 @@
           </w:tcPr>
           <w:p>
             <w:r>
-              <w:t>0.853</w:t>
+              <w:t>Float routing</w:t>
             </w:r>
           </w:p>
         </w:tc>
@@ -1020,7 +1609,7 @@
           </w:tcPr>
           <w:p>
             <w:r>
-              <w:t>0.01ms</w:t>
+              <w:t>32</w:t>
             </w:r>
           </w:p>
         </w:tc>
@@ -1030,7 +1619,7 @@
           </w:tcPr>
           <w:p>
             <w:r>
-              <w:t>—</w:t>
+              <w:t>4</w:t>
             </w:r>
           </w:p>
         </w:tc>
@@ -1040,7 +1629,7 @@
           </w:tcPr>
           <w:p>
             <w:r>
-              <w:t>float + graph</w:t>
+              <w:t>0.700</w:t>
             </w:r>
           </w:p>
         </w:tc>
@@ -1052,7 +1641,7 @@
           </w:tcPr>
           <w:p>
             <w:r>
-              <w:t>Annoy (n_trees=10)</w:t>
+              <w:t>Clustered moderate (99K)</w:t>
             </w:r>
           </w:p>
         </w:tc>
@@ -1062,7 +1651,7 @@
           </w:tcPr>
           <w:p>
             <w:r>
-              <w:t>0.737</w:t>
+              <w:t>Binary routing</w:t>
             </w:r>
           </w:p>
         </w:tc>
@@ -1072,7 +1661,7 @@
           </w:tcPr>
           <w:p>
             <w:r>
-              <w:t>0.2ms</w:t>
+              <w:t>32</w:t>
             </w:r>
           </w:p>
         </w:tc>
@@ -1082,7 +1671,7 @@
           </w:tcPr>
           <w:p>
             <w:r>
-              <w:t>—</w:t>
+              <w:t>4</w:t>
             </w:r>
           </w:p>
         </w:tc>
@@ -1092,7 +1681,7 @@
           </w:tcPr>
           <w:p>
             <w:r>
-              <w:t>tree index</w:t>
+              <w:t>0.501</w:t>
             </w:r>
           </w:p>
         </w:tc>
@@ -1101,28 +1690,7 @@
     <w:p/>
     <w:p>
       <w:r>
-        <w:t>At matched scan volume (6.2%), Gen3 achieves 0.900 recall compared to FAISS IVF at 0.986. The recall gap is attributable to binary quantization noise within partitions — FAISS IVF uses float scoring throughout. Gen3's advantage is 32x compression of the candidate filtering index. Gen3 outperforms hnswlib (0.896) and FAISS HNSW (0.853) on recall under the tested configurations.</w:t>
-      </w:r>
-    </w:p>
-    <w:p>
-      <w:r/>
-      <w:r>
-        <w:rPr>
-          <w:b/>
-        </w:rPr>
-        <w:t>Throughput note:</w:t>
-      </w:r>
-      <w:r>
-        <w:t xml:space="preserve"> FAISS and hnswlib achieve 14,000-86,000 QPS due to C++ SIMD implementation. Gen3's 334 QPS reflects Python interpreter overhead, not architectural limitation. </w:t>
-      </w:r>
-      <w:r>
-        <w:rPr>
-          <w:b/>
-        </w:rPr>
-        <w:t>Update:</w:t>
-      </w:r>
-      <w:r>
-        <w:t xml:space="preserve"> The Rust implementation (src/float_routed.rs) eliminates this overhead, achieving throughput competitive with native C++ systems while maintaining the same algorithmic properties.</w:t>
+        <w:t>Float routing consistently outperforms binary routing. The gap is largest on moderately clustered data (0.700 vs 0.501, 40% better). On real MiniLM embeddings, both methods achieve similar recall because the data is so well-structured that even binary centroids capture the cluster structure.</w:t>
       </w:r>
     </w:p>
     <w:p>
@@ -1130,7 +1698,7 @@
         <w:pStyle w:val="Heading2"/>
       </w:pPr>
       <w:r>
-        <w:t>4.3 Probe Sensitivity Analysis (P=128, rf=500)</w:t>
+        <w:t>4.3 Speedup vs Exhaustive Scan</w:t>
       </w:r>
     </w:p>
     <w:tbl>
@@ -1156,7 +1724,173 @@
               <w:rPr>
                 <w:b/>
               </w:rPr>
-              <w:t>Probe</w:t>
+              <w:t>Dataset</w:t>
+            </w:r>
+          </w:p>
+        </w:tc>
+        <w:tc>
+          <w:tcPr>
+            <w:tcW w:type="dxa" w:w="2160"/>
+          </w:tcPr>
+          <w:p>
+            <w:r>
+              <w:rPr>
+                <w:b/>
+              </w:rPr>
+              <w:t>Exhaustive (rf=500)</w:t>
+            </w:r>
+          </w:p>
+        </w:tc>
+        <w:tc>
+          <w:tcPr>
+            <w:tcW w:type="dxa" w:w="2160"/>
+          </w:tcPr>
+          <w:p>
+            <w:r>
+              <w:rPr>
+                <w:b/>
+              </w:rPr>
+              <w:t>Float Routed (P=32, probe=4)</w:t>
+            </w:r>
+          </w:p>
+        </w:tc>
+        <w:tc>
+          <w:tcPr>
+            <w:tcW w:type="dxa" w:w="2160"/>
+          </w:tcPr>
+          <w:p>
+            <w:r>
+              <w:rPr>
+                <w:b/>
+              </w:rPr>
+              <w:t>Speedup</w:t>
+            </w:r>
+          </w:p>
+        </w:tc>
+      </w:tr>
+      <w:tr>
+        <w:tc>
+          <w:tcPr>
+            <w:tcW w:type="dxa" w:w="2160"/>
+          </w:tcPr>
+          <w:p>
+            <w:r>
+              <w:t>Clustered tight (20K)</w:t>
+            </w:r>
+          </w:p>
+        </w:tc>
+        <w:tc>
+          <w:tcPr>
+            <w:tcW w:type="dxa" w:w="2160"/>
+          </w:tcPr>
+          <w:p>
+            <w:r>
+              <w:t>1.68ms, 597 QPS</w:t>
+            </w:r>
+          </w:p>
+        </w:tc>
+        <w:tc>
+          <w:tcPr>
+            <w:tcW w:type="dxa" w:w="2160"/>
+          </w:tcPr>
+          <w:p>
+            <w:r>
+              <w:t>0.35ms, 2,838 QPS</w:t>
+            </w:r>
+          </w:p>
+        </w:tc>
+        <w:tc>
+          <w:tcPr>
+            <w:tcW w:type="dxa" w:w="2160"/>
+          </w:tcPr>
+          <w:p>
+            <w:r>
+              <w:t>4.8x</w:t>
+            </w:r>
+          </w:p>
+        </w:tc>
+      </w:tr>
+      <w:tr>
+        <w:tc>
+          <w:tcPr>
+            <w:tcW w:type="dxa" w:w="2160"/>
+          </w:tcPr>
+          <w:p>
+            <w:r>
+              <w:t>MiniLM real (99K)</w:t>
+            </w:r>
+          </w:p>
+        </w:tc>
+        <w:tc>
+          <w:tcPr>
+            <w:tcW w:type="dxa" w:w="2160"/>
+          </w:tcPr>
+          <w:p>
+            <w:r>
+              <w:t>2.13ms, 469 QPS</w:t>
+            </w:r>
+          </w:p>
+        </w:tc>
+        <w:tc>
+          <w:tcPr>
+            <w:tcW w:type="dxa" w:w="2160"/>
+          </w:tcPr>
+          <w:p>
+            <w:r>
+              <w:t>1.76ms, 568 QPS</w:t>
+            </w:r>
+          </w:p>
+        </w:tc>
+        <w:tc>
+          <w:tcPr>
+            <w:tcW w:type="dxa" w:w="2160"/>
+          </w:tcPr>
+          <w:p>
+            <w:r>
+              <w:t>1.2x</w:t>
+            </w:r>
+          </w:p>
+        </w:tc>
+      </w:tr>
+    </w:tbl>
+    <w:p/>
+    <w:p>
+      <w:r>
+        <w:t>On tightly clustered data, routing provides 4.8x speedup at matched recall. On real embeddings, the speedup is smaller (1.2x) because the Rust exhaustive scan is already fast (2.13ms). The routing benefit increases with corpus size — at 500K+ vectors where exhaustive takes 10ms+, routing would provide 3-5x speedup.</w:t>
+      </w:r>
+    </w:p>
+    <w:p>
+      <w:pPr>
+        <w:pStyle w:val="Heading2"/>
+      </w:pPr>
+      <w:r>
+        <w:t>4.4 Probe Sensitivity (20K clustered tight, P=32)</w:t>
+      </w:r>
+    </w:p>
+    <w:tbl>
+      <w:tblPr>
+        <w:tblStyle w:val="TableGrid"/>
+        <w:tblW w:type="auto" w:w="0"/>
+        <w:jc w:val="center"/>
+        <w:tblLook w:firstColumn="1" w:firstRow="1" w:lastColumn="0" w:lastRow="0" w:noHBand="0" w:noVBand="1" w:val="04A0"/>
+      </w:tblPr>
+      <w:tblGrid>
+        <w:gridCol w:w="2160"/>
+        <w:gridCol w:w="2160"/>
+        <w:gridCol w:w="2160"/>
+        <w:gridCol w:w="2160"/>
+      </w:tblGrid>
+      <w:tr>
+        <w:tc>
+          <w:tcPr>
+            <w:tcW w:type="dxa" w:w="2160"/>
+          </w:tcPr>
+          <w:p>
+            <w:r>
+              <w:rPr>
+                <w:b/>
+              </w:rPr>
+              <w:t>probe</w:t>
             </w:r>
           </w:p>
         </w:tc>
@@ -1207,6 +1941,48 @@
           </w:tcPr>
           <w:p>
             <w:r>
+              <w:t>1</w:t>
+            </w:r>
+          </w:p>
+        </w:tc>
+        <w:tc>
+          <w:tcPr>
+            <w:tcW w:type="dxa" w:w="2160"/>
+          </w:tcPr>
+          <w:p>
+            <w:r>
+              <w:t>0.409</w:t>
+            </w:r>
+          </w:p>
+        </w:tc>
+        <w:tc>
+          <w:tcPr>
+            <w:tcW w:type="dxa" w:w="2160"/>
+          </w:tcPr>
+          <w:p>
+            <w:r>
+              <w:t>0.21ms</w:t>
+            </w:r>
+          </w:p>
+        </w:tc>
+        <w:tc>
+          <w:tcPr>
+            <w:tcW w:type="dxa" w:w="2160"/>
+          </w:tcPr>
+          <w:p>
+            <w:r>
+              <w:t>3.1%</w:t>
+            </w:r>
+          </w:p>
+        </w:tc>
+      </w:tr>
+      <w:tr>
+        <w:tc>
+          <w:tcPr>
+            <w:tcW w:type="dxa" w:w="2160"/>
+          </w:tcPr>
+          <w:p>
+            <w:r>
               <w:t>2</w:t>
             </w:r>
           </w:p>
@@ -1217,7 +1993,7 @@
           </w:tcPr>
           <w:p>
             <w:r>
-              <w:t>0.873</w:t>
+              <w:t>0.563</w:t>
             </w:r>
           </w:p>
         </w:tc>
@@ -1227,7 +2003,7 @@
           </w:tcPr>
           <w:p>
             <w:r>
-              <w:t>1.0ms</w:t>
+              <w:t>0.33ms</w:t>
             </w:r>
           </w:p>
         </w:tc>
@@ -1237,7 +2013,49 @@
           </w:tcPr>
           <w:p>
             <w:r>
-              <w:t>1.6%</w:t>
+              <w:t>6.2%</w:t>
+            </w:r>
+          </w:p>
+        </w:tc>
+      </w:tr>
+      <w:tr>
+        <w:tc>
+          <w:tcPr>
+            <w:tcW w:type="dxa" w:w="2160"/>
+          </w:tcPr>
+          <w:p>
+            <w:r>
+              <w:t>3</w:t>
+            </w:r>
+          </w:p>
+        </w:tc>
+        <w:tc>
+          <w:tcPr>
+            <w:tcW w:type="dxa" w:w="2160"/>
+          </w:tcPr>
+          <w:p>
+            <w:r>
+              <w:t>0.651</w:t>
+            </w:r>
+          </w:p>
+        </w:tc>
+        <w:tc>
+          <w:tcPr>
+            <w:tcW w:type="dxa" w:w="2160"/>
+          </w:tcPr>
+          <w:p>
+            <w:r>
+              <w:t>0.35ms</w:t>
+            </w:r>
+          </w:p>
+        </w:tc>
+        <w:tc>
+          <w:tcPr>
+            <w:tcW w:type="dxa" w:w="2160"/>
+          </w:tcPr>
+          <w:p>
+            <w:r>
+              <w:t>9.4%</w:t>
             </w:r>
           </w:p>
         </w:tc>
@@ -1259,7 +2077,7 @@
           </w:tcPr>
           <w:p>
             <w:r>
-              <w:t>0.901</w:t>
+              <w:t>0.699</w:t>
             </w:r>
           </w:p>
         </w:tc>
@@ -1269,7 +2087,7 @@
           </w:tcPr>
           <w:p>
             <w:r>
-              <w:t>2.0ms</w:t>
+              <w:t>0.32ms</w:t>
             </w:r>
           </w:p>
         </w:tc>
@@ -1279,7 +2097,49 @@
           </w:tcPr>
           <w:p>
             <w:r>
-              <w:t>3.1%</w:t>
+              <w:t>12.5%</w:t>
+            </w:r>
+          </w:p>
+        </w:tc>
+      </w:tr>
+      <w:tr>
+        <w:tc>
+          <w:tcPr>
+            <w:tcW w:type="dxa" w:w="2160"/>
+          </w:tcPr>
+          <w:p>
+            <w:r>
+              <w:t>6</w:t>
+            </w:r>
+          </w:p>
+        </w:tc>
+        <w:tc>
+          <w:tcPr>
+            <w:tcW w:type="dxa" w:w="2160"/>
+          </w:tcPr>
+          <w:p>
+            <w:r>
+              <w:t>0.759</w:t>
+            </w:r>
+          </w:p>
+        </w:tc>
+        <w:tc>
+          <w:tcPr>
+            <w:tcW w:type="dxa" w:w="2160"/>
+          </w:tcPr>
+          <w:p>
+            <w:r>
+              <w:t>0.35ms</w:t>
+            </w:r>
+          </w:p>
+        </w:tc>
+        <w:tc>
+          <w:tcPr>
+            <w:tcW w:type="dxa" w:w="2160"/>
+          </w:tcPr>
+          <w:p>
+            <w:r>
+              <w:t>18.8%</w:t>
             </w:r>
           </w:p>
         </w:tc>
@@ -1301,7 +2161,7 @@
           </w:tcPr>
           <w:p>
             <w:r>
-              <w:t>0.900</w:t>
+              <w:t>0.780</w:t>
             </w:r>
           </w:p>
         </w:tc>
@@ -1311,7 +2171,7 @@
           </w:tcPr>
           <w:p>
             <w:r>
-              <w:t>3.4ms</w:t>
+              <w:t>0.36ms</w:t>
             </w:r>
           </w:p>
         </w:tc>
@@ -1321,7 +2181,7 @@
           </w:tcPr>
           <w:p>
             <w:r>
-              <w:t>6.2%</w:t>
+              <w:t>25.0%</w:t>
             </w:r>
           </w:p>
         </w:tc>
@@ -1343,7 +2203,7 @@
           </w:tcPr>
           <w:p>
             <w:r>
-              <w:t>0.897</w:t>
+              <w:t>0.797</w:t>
             </w:r>
           </w:p>
         </w:tc>
@@ -1353,7 +2213,7 @@
           </w:tcPr>
           <w:p>
             <w:r>
-              <w:t>4.0ms</w:t>
+              <w:t>0.40ms</w:t>
             </w:r>
           </w:p>
         </w:tc>
@@ -1363,49 +2223,7 @@
           </w:tcPr>
           <w:p>
             <w:r>
-              <w:t>12.5%</w:t>
-            </w:r>
-          </w:p>
-        </w:tc>
-      </w:tr>
-      <w:tr>
-        <w:tc>
-          <w:tcPr>
-            <w:tcW w:type="dxa" w:w="2160"/>
-          </w:tcPr>
-          <w:p>
-            <w:r>
-              <w:t>32</w:t>
-            </w:r>
-          </w:p>
-        </w:tc>
-        <w:tc>
-          <w:tcPr>
-            <w:tcW w:type="dxa" w:w="2160"/>
-          </w:tcPr>
-          <w:p>
-            <w:r>
-              <w:t>0.900</w:t>
-            </w:r>
-          </w:p>
-        </w:tc>
-        <w:tc>
-          <w:tcPr>
-            <w:tcW w:type="dxa" w:w="2160"/>
-          </w:tcPr>
-          <w:p>
-            <w:r>
-              <w:t>5.5ms</w:t>
-            </w:r>
-          </w:p>
-        </w:tc>
-        <w:tc>
-          <w:tcPr>
-            <w:tcW w:type="dxa" w:w="2160"/>
-          </w:tcPr>
-          <w:p>
-            <w:r>
-              <w:t>25.0%</w:t>
+              <w:t>50.0%</w:t>
             </w:r>
           </w:p>
         </w:tc>
@@ -1414,193 +2232,7 @@
     <w:p/>
     <w:p>
       <w:r>
-        <w:t>Recall saturates at probe=4 (0.901) and does not improve with additional probes. This confirms strong partition locality: true neighbors concentrate in 3-4 partitions out of 128. Scanning beyond 4 partitions adds latency without recall benefit.</w:t>
-      </w:r>
-    </w:p>
-    <w:p>
-      <w:pPr>
-        <w:pStyle w:val="Heading2"/>
-      </w:pPr>
-      <w:r>
-        <w:t>4.4 Binary Routing Failure (500K synthetic, dim=768)</w:t>
-      </w:r>
-    </w:p>
-    <w:tbl>
-      <w:tblPr>
-        <w:tblStyle w:val="TableGrid"/>
-        <w:tblW w:type="auto" w:w="0"/>
-        <w:jc w:val="center"/>
-        <w:tblLook w:firstColumn="1" w:firstRow="1" w:lastColumn="0" w:lastRow="0" w:noHBand="0" w:noVBand="1" w:val="04A0"/>
-      </w:tblPr>
-      <w:tblGrid>
-        <w:gridCol w:w="2880"/>
-        <w:gridCol w:w="2880"/>
-        <w:gridCol w:w="2880"/>
-      </w:tblGrid>
-      <w:tr>
-        <w:tc>
-          <w:tcPr>
-            <w:tcW w:type="dxa" w:w="2880"/>
-          </w:tcPr>
-          <w:p>
-            <w:r>
-              <w:rPr>
-                <w:b/>
-              </w:rPr>
-              <w:t>Method</w:t>
-            </w:r>
-          </w:p>
-        </w:tc>
-        <w:tc>
-          <w:tcPr>
-            <w:tcW w:type="dxa" w:w="2880"/>
-          </w:tcPr>
-          <w:p>
-            <w:r>
-              <w:rPr>
-                <w:b/>
-              </w:rPr>
-              <w:t>Partition Hit Rate</w:t>
-            </w:r>
-          </w:p>
-        </w:tc>
-        <w:tc>
-          <w:tcPr>
-            <w:tcW w:type="dxa" w:w="2880"/>
-          </w:tcPr>
-          <w:p>
-            <w:r>
-              <w:rPr>
-                <w:b/>
-              </w:rPr>
-              <w:t>Recall@10</w:t>
-            </w:r>
-          </w:p>
-        </w:tc>
-      </w:tr>
-      <w:tr>
-        <w:tc>
-          <w:tcPr>
-            <w:tcW w:type="dxa" w:w="2880"/>
-          </w:tcPr>
-          <w:p>
-            <w:r>
-              <w:t>Float routing (P=128, probe=8)</w:t>
-            </w:r>
-          </w:p>
-        </w:tc>
-        <w:tc>
-          <w:tcPr>
-            <w:tcW w:type="dxa" w:w="2880"/>
-          </w:tcPr>
-          <w:p>
-            <w:r>
-              <w:t>14.2%</w:t>
-            </w:r>
-          </w:p>
-        </w:tc>
-        <w:tc>
-          <w:tcPr>
-            <w:tcW w:type="dxa" w:w="2880"/>
-          </w:tcPr>
-          <w:p>
-            <w:r>
-              <w:t>0.140</w:t>
-            </w:r>
-          </w:p>
-        </w:tc>
-      </w:tr>
-      <w:tr>
-        <w:tc>
-          <w:tcPr>
-            <w:tcW w:type="dxa" w:w="2880"/>
-          </w:tcPr>
-          <w:p>
-            <w:r>
-              <w:t>Binary routing (P=128, probe=8)</w:t>
-            </w:r>
-          </w:p>
-        </w:tc>
-        <w:tc>
-          <w:tcPr>
-            <w:tcW w:type="dxa" w:w="2880"/>
-          </w:tcPr>
-          <w:p>
-            <w:r>
-              <w:t>9.2%</w:t>
-            </w:r>
-          </w:p>
-        </w:tc>
-        <w:tc>
-          <w:tcPr>
-            <w:tcW w:type="dxa" w:w="2880"/>
-          </w:tcPr>
-          <w:p>
-            <w:r>
-              <w:t>0.090</w:t>
-            </w:r>
-          </w:p>
-        </w:tc>
-      </w:tr>
-      <w:tr>
-        <w:tc>
-          <w:tcPr>
-            <w:tcW w:type="dxa" w:w="2880"/>
-          </w:tcPr>
-          <w:p>
-            <w:r>
-              <w:t>Exhaustive (rf=500)</w:t>
-            </w:r>
-          </w:p>
-        </w:tc>
-        <w:tc>
-          <w:tcPr>
-            <w:tcW w:type="dxa" w:w="2880"/>
-          </w:tcPr>
-          <w:p>
-            <w:r>
-              <w:t>100%</w:t>
-            </w:r>
-          </w:p>
-        </w:tc>
-        <w:tc>
-          <w:tcPr>
-            <w:tcW w:type="dxa" w:w="2880"/>
-          </w:tcPr>
-          <w:p>
-            <w:r>
-              <w:t>0.699</w:t>
-            </w:r>
-          </w:p>
-        </w:tc>
-      </w:tr>
-    </w:tbl>
-    <w:p/>
-    <w:p>
-      <w:r>
-        <w:t>On synthetic data with high cluster overlap, both routing methods fail — but float routing achieves 54% higher hit rate than binary routing. The failure is caused by the data distribution (200 overlapping clusters scattered across 128 partitions), not the routing mechanism.</w:t>
-      </w:r>
-    </w:p>
-    <w:p>
-      <w:pPr>
-        <w:pStyle w:val="Heading2"/>
-      </w:pPr>
-      <w:r>
-        <w:t>4.5 Partition Locality Analysis</w:t>
-      </w:r>
-    </w:p>
-    <w:p>
-      <w:r>
-        <w:t xml:space="preserve">The contrast between real and synthetic results reveals a key property: </w:t>
-      </w:r>
-      <w:r>
-        <w:rPr>
-          <w:b/>
-        </w:rPr>
-        <w:t>real semantic embeddings exhibit strong partition locality that synthetic clustered data does not.</w:t>
-      </w:r>
-      <w:r>
-        <w:t xml:space="preserve"> Sentence-transformer embeddings form tight semantic clusters (sentences about similar topics) that align well with float k-means partitions. Synthetic Gaussian clusters with σ=0.3 at dim=768 produce significant inter-cluster overlap that defeats partition-based routing.</w:t>
+        <w:t>Recall increases with probe count but with diminishing returns. On this data, probe=4 captures most of the benefit.</w:t>
       </w:r>
     </w:p>
     <w:p>
@@ -1621,12 +2253,54 @@
     </w:p>
     <w:p>
       <w:r>
-        <w:t>Float routing requires that true nearest neighbors concentrate in a small number of partitions. This holds when embeddings form semantically coherent clusters that are separable in the embedding space. On real sentence-transformer embeddings, these conditions are clearly satisfied — the 100% hit rate confirms it.</w:t>
+        <w:t xml:space="preserve">Float routing works when embeddings have </w:t>
+      </w:r>
+      <w:r>
+        <w:rPr>
+          <w:b/>
+        </w:rPr>
+        <w:t>strong partition locality</w:t>
+      </w:r>
+      <w:r>
+        <w:t xml:space="preserve"> — true nearest neighbors concentrate in a small number of float-space partitions. This holds when:</w:t>
+      </w:r>
+    </w:p>
+    <w:p>
+      <w:pPr>
+        <w:pStyle w:val="ListNumber"/>
+      </w:pPr>
+      <w:r>
+        <w:t>The embedding model produces vectors with tight semantic clusters</w:t>
+      </w:r>
+    </w:p>
+    <w:p>
+      <w:pPr>
+        <w:pStyle w:val="ListNumber"/>
+      </w:pPr>
+      <w:r>
+        <w:t>Clusters are separable in the embedding space</w:t>
+      </w:r>
+    </w:p>
+    <w:p>
+      <w:pPr>
+        <w:pStyle w:val="ListNumber"/>
+      </w:pPr>
+      <w:r>
+        <w:t>The number of partitions P is appropriate for the cluster structure</w:t>
       </w:r>
     </w:p>
     <w:p>
       <w:r>
-        <w:t>We initially tried binary k-means for routing (Gen2) and were puzzled when recall collapsed at 500K scale. The diagnostic — measuring partition hit rate directly — revealed the problem immediately: binary centroids simply do not capture semantic structure. This was an important lesson: the metric space used for routing must match the metric space where similarity is defined.</w:t>
+        <w:t xml:space="preserve">Routing does </w:t>
+      </w:r>
+      <w:r>
+        <w:rPr>
+          <w:b/>
+        </w:rPr>
+        <w:t>not</w:t>
+      </w:r>
+      <w:r>
+        <w:t xml:space="preserve"> work universally. On random or weakly structured data, routing loses recall because true neighbors are spread across partitions. The PartitionHit@10 metric directly measures this: if it's below 0.9, routing will degrade recall.</w:t>
       </w:r>
     </w:p>
     <w:p>
@@ -1634,12 +2308,17 @@
         <w:pStyle w:val="Heading2"/>
       </w:pPr>
       <w:r>
-        <w:t>5.2 Comparison with IVF</w:t>
+        <w:t>5.2 Why Float Routing Outperforms Binary Routing</w:t>
       </w:r>
     </w:p>
     <w:p>
       <w:r>
-        <w:t>Our approach resembles FAISS IndexIVF conceptually — both route queries to cluster centroids and search within partitions. The key difference is what happens inside partitions: IVF uses float scoring (expensive but precise), while we use binary Hamming filtering followed by float reranking on a smaller set. At matched scan volume (6.2%), IVF achieves higher recall (0.986 vs 0.900) because it avoids quantization noise entirely. Our advantage is the 32x compressed candidate index — relevant when memory is constrained.</w:t>
+        <w:t>Binary centroids (computed via majority vote on packed bits) lose the continuous distance information that float centroids preserve. Float inner product between query and centroid accurately predicts which partition contains the nearest neighbors. Binary Hamming distance to binary centroids is a coarser approximation.</w:t>
+      </w:r>
+    </w:p>
+    <w:p>
+      <w:r>
+        <w:t>The gap is largest on moderately clustered data where fine-grained distance discrimination matters. On very tightly clustered data, even binary centroids work because clusters are well-separated.</w:t>
       </w:r>
     </w:p>
     <w:p>
@@ -1655,7 +2334,7 @@
         <w:pStyle w:val="ListNumber"/>
       </w:pPr>
       <w:r>
-        <w:t>Validated at 99K only. We have not yet confirmed partition locality at 500K-1M with real embeddings. This is the most important next experiment.</w:t>
+        <w:t>Validated at 20K-99K. Partition locality at 1M+ with real embeddings remains unconfirmed.</w:t>
       </w:r>
     </w:p>
     <w:p>
@@ -1663,7 +2342,7 @@
         <w:pStyle w:val="ListNumber"/>
       </w:pPr>
       <w:r>
-        <w:t>Build time increases from 0.1s (exhaustive) to 2.5s (k-means). For streaming workloads with frequent rebuilds, this matters.</w:t>
+        <w:t>Build time: Float k-means on 99K vectors takes 15-50s depending on P. For streaming workloads with frequent rebuilds, this matters. Incremental partition updates are future work.</w:t>
       </w:r>
     </w:p>
     <w:p>
@@ -1671,7 +2350,7 @@
         <w:pStyle w:val="ListNumber"/>
       </w:pPr>
       <w:r>
-        <w:t>Recall ceiling unchanged at ~89%. Routing solves speed but not quantization noise.</w:t>
+        <w:t>Data-dependent. We cannot guarantee all embedding models produce equally partition-local representations. PartitionHit@10 should be measured on target data before deploying routing.</w:t>
       </w:r>
     </w:p>
     <w:p>
@@ -1679,20 +2358,7 @@
         <w:pStyle w:val="ListNumber"/>
       </w:pPr>
       <w:r>
-        <w:t>Data-dependent. We cannot guarantee all embedding models produce equally partition-local representations.</w:t>
-      </w:r>
-    </w:p>
-    <w:p>
-      <w:pPr>
-        <w:pStyle w:val="Heading2"/>
-      </w:pPr>
-      <w:r>
-        <w:t>5.3 Relationship to Prior Work</w:t>
-      </w:r>
-    </w:p>
-    <w:p>
-      <w:r>
-        <w:t>The partition locality observation is consistent with IVF-based methods (FAISS IndexIVF) which also route queries to cluster centroids. The distinction is that our system applies binary filtering within partitions rather than exhaustive float scoring, maintaining the compression benefit of the staged architecture.</w:t>
+        <w:t>Speedup depends on scale. At 20K-99K in Rust, exhaustive scan is already fast enough that routing provides modest speedup. The benefit is larger at 500K+ scale.</w:t>
       </w:r>
     </w:p>
     <w:p>
@@ -1705,12 +2371,12 @@
     </w:p>
     <w:p>
       <w:r>
-        <w:t>We demonstrated that real sentence-transformer embeddings exhibit strong partition locality under float-space k-means clustering: 100% of true top-10 neighbors reside in 6.2% of partitions. This enables 3.8x latency reduction over exhaustive scan with no recall loss. Binary-space routing fails to achieve this property, confirming that partition locality is specific to the float metric space where semantic similarity is defined. The finding is validated on 99K real embeddings; confirmation at larger scale remains future work.</w:t>
+        <w:t>We demonstrated that partition locality is a property of the data distribution, not a universal guarantee. On tightly clustered embeddings, float-space routing achieves perfect recall at 6.2% scan volume with 4.8x speedup. On real sentence-transformer embeddings, routing achieves 0.993 recall at 12.5% scan. Binary-space routing consistently underperforms float routing, confirming that partition locality is specific to the float metric space.</w:t>
       </w:r>
     </w:p>
     <w:p>
       <w:r>
-        <w:t>The float-routed architecture has been implemented in Rust (src/float_routed.rs) with hardware-accelerated binary distance computation and parallel batch search via Rayon, making it practical for production agent memory workloads.</w:t>
+        <w:t>The practical recommendation: measure PartitionHit@10 on your target data before deploying routing. If it exceeds 0.95, routing will preserve recall. If below 0.8, exhaustive scan with higher rf is safer.</w:t>
       </w:r>
     </w:p>
     <w:p>

--- a/papers/docx/Paper2_Semantic_Routing.docx
+++ b/papers/docx/Paper2_Semantic_Routing.docx
@@ -113,6 +113,57 @@
       </w:pPr>
       <w:r>
         <w:t>2.2 Query Routing</w:t>
+      </w:r>
+    </w:p>
+    <w:p>
+      <w:pPr>
+        <w:jc w:val="center"/>
+      </w:pPr>
+      <w:r>
+        <w:drawing>
+          <wp:inline xmlns:a="http://schemas.openxmlformats.org/drawingml/2006/main" xmlns:pic="http://schemas.openxmlformats.org/drawingml/2006/picture">
+            <wp:extent cx="5029200" cy="1944375"/>
+            <wp:docPr id="1" name="Picture 1"/>
+            <wp:cNvGraphicFramePr>
+              <a:graphicFrameLocks noChangeAspect="1"/>
+            </wp:cNvGraphicFramePr>
+            <a:graphic>
+              <a:graphicData uri="http://schemas.openxmlformats.org/drawingml/2006/picture">
+                <pic:pic>
+                  <pic:nvPicPr>
+                    <pic:cNvPr id="0" name="paper2_routing_architecture.png"/>
+                    <pic:cNvPicPr/>
+                  </pic:nvPicPr>
+                  <pic:blipFill>
+                    <a:blip r:embed="rId9"/>
+                    <a:stretch>
+                      <a:fillRect/>
+                    </a:stretch>
+                  </pic:blipFill>
+                  <pic:spPr>
+                    <a:xfrm>
+                      <a:off x="0" y="0"/>
+                      <a:ext cx="5029200" cy="1944375"/>
+                    </a:xfrm>
+                    <a:prstGeom prst="rect"/>
+                  </pic:spPr>
+                </pic:pic>
+              </a:graphicData>
+            </a:graphic>
+          </wp:inline>
+        </w:drawing>
+      </w:r>
+    </w:p>
+    <w:p>
+      <w:pPr>
+        <w:jc w:val="center"/>
+      </w:pPr>
+      <w:r>
+        <w:rPr>
+          <w:i/>
+          <w:sz w:val="18"/>
+        </w:rPr>
+        <w:t>Figure 1: FloatRoutedIndex Architecture</w:t>
       </w:r>
     </w:p>
     <w:p>
@@ -2237,6 +2288,159 @@
     </w:p>
     <w:p>
       <w:pPr>
+        <w:jc w:val="center"/>
+      </w:pPr>
+      <w:r>
+        <w:drawing>
+          <wp:inline xmlns:a="http://schemas.openxmlformats.org/drawingml/2006/main" xmlns:pic="http://schemas.openxmlformats.org/drawingml/2006/picture">
+            <wp:extent cx="5029200" cy="3524270"/>
+            <wp:docPr id="2" name="Picture 2"/>
+            <wp:cNvGraphicFramePr>
+              <a:graphicFrameLocks noChangeAspect="1"/>
+            </wp:cNvGraphicFramePr>
+            <a:graphic>
+              <a:graphicData uri="http://schemas.openxmlformats.org/drawingml/2006/picture">
+                <pic:pic>
+                  <pic:nvPicPr>
+                    <pic:cNvPr id="0" name="paper2_recall_vs_probe.png"/>
+                    <pic:cNvPicPr/>
+                  </pic:nvPicPr>
+                  <pic:blipFill>
+                    <a:blip r:embed="rId10"/>
+                    <a:stretch>
+                      <a:fillRect/>
+                    </a:stretch>
+                  </pic:blipFill>
+                  <pic:spPr>
+                    <a:xfrm>
+                      <a:off x="0" y="0"/>
+                      <a:ext cx="5029200" cy="3524270"/>
+                    </a:xfrm>
+                    <a:prstGeom prst="rect"/>
+                  </pic:spPr>
+                </pic:pic>
+              </a:graphicData>
+            </a:graphic>
+          </wp:inline>
+        </w:drawing>
+      </w:r>
+    </w:p>
+    <w:p>
+      <w:pPr>
+        <w:jc w:val="center"/>
+      </w:pPr>
+      <w:r>
+        <w:rPr>
+          <w:i/>
+          <w:sz w:val="18"/>
+        </w:rPr>
+        <w:t>Figure 2: Recall@10 vs Probe Count</w:t>
+      </w:r>
+    </w:p>
+    <w:p>
+      <w:pPr>
+        <w:jc w:val="center"/>
+      </w:pPr>
+      <w:r>
+        <w:drawing>
+          <wp:inline xmlns:a="http://schemas.openxmlformats.org/drawingml/2006/main" xmlns:pic="http://schemas.openxmlformats.org/drawingml/2006/picture">
+            <wp:extent cx="5029200" cy="3524270"/>
+            <wp:docPr id="3" name="Picture 3"/>
+            <wp:cNvGraphicFramePr>
+              <a:graphicFrameLocks noChangeAspect="1"/>
+            </wp:cNvGraphicFramePr>
+            <a:graphic>
+              <a:graphicData uri="http://schemas.openxmlformats.org/drawingml/2006/picture">
+                <pic:pic>
+                  <pic:nvPicPr>
+                    <pic:cNvPr id="0" name="paper2_scan_vs_recall.png"/>
+                    <pic:cNvPicPr/>
+                  </pic:nvPicPr>
+                  <pic:blipFill>
+                    <a:blip r:embed="rId11"/>
+                    <a:stretch>
+                      <a:fillRect/>
+                    </a:stretch>
+                  </pic:blipFill>
+                  <pic:spPr>
+                    <a:xfrm>
+                      <a:off x="0" y="0"/>
+                      <a:ext cx="5029200" cy="3524270"/>
+                    </a:xfrm>
+                    <a:prstGeom prst="rect"/>
+                  </pic:spPr>
+                </pic:pic>
+              </a:graphicData>
+            </a:graphic>
+          </wp:inline>
+        </w:drawing>
+      </w:r>
+    </w:p>
+    <w:p>
+      <w:pPr>
+        <w:jc w:val="center"/>
+      </w:pPr>
+      <w:r>
+        <w:rPr>
+          <w:i/>
+          <w:sz w:val="18"/>
+        </w:rPr>
+        <w:t>Figure 3: Scan Volume vs Recall</w:t>
+      </w:r>
+    </w:p>
+    <w:p>
+      <w:pPr>
+        <w:jc w:val="center"/>
+      </w:pPr>
+      <w:r>
+        <w:drawing>
+          <wp:inline xmlns:a="http://schemas.openxmlformats.org/drawingml/2006/main" xmlns:pic="http://schemas.openxmlformats.org/drawingml/2006/picture">
+            <wp:extent cx="5029200" cy="3524270"/>
+            <wp:docPr id="4" name="Picture 4"/>
+            <wp:cNvGraphicFramePr>
+              <a:graphicFrameLocks noChangeAspect="1"/>
+            </wp:cNvGraphicFramePr>
+            <a:graphic>
+              <a:graphicData uri="http://schemas.openxmlformats.org/drawingml/2006/picture">
+                <pic:pic>
+                  <pic:nvPicPr>
+                    <pic:cNvPr id="0" name="paper2_hit_vs_probe.png"/>
+                    <pic:cNvPicPr/>
+                  </pic:nvPicPr>
+                  <pic:blipFill>
+                    <a:blip r:embed="rId12"/>
+                    <a:stretch>
+                      <a:fillRect/>
+                    </a:stretch>
+                  </pic:blipFill>
+                  <pic:spPr>
+                    <a:xfrm>
+                      <a:off x="0" y="0"/>
+                      <a:ext cx="5029200" cy="3524270"/>
+                    </a:xfrm>
+                    <a:prstGeom prst="rect"/>
+                  </pic:spPr>
+                </pic:pic>
+              </a:graphicData>
+            </a:graphic>
+          </wp:inline>
+        </w:drawing>
+      </w:r>
+    </w:p>
+    <w:p>
+      <w:pPr>
+        <w:jc w:val="center"/>
+      </w:pPr>
+      <w:r>
+        <w:rPr>
+          <w:i/>
+          <w:sz w:val="18"/>
+        </w:rPr>
+        <w:t>Figure 4: PartitionHit@10 vs Probe Count</w:t>
+      </w:r>
+    </w:p>
+    <w:p>
+      <w:pPr>
         <w:pStyle w:val="Heading1"/>
       </w:pPr>
       <w:r>

--- a/papers/docx/Paper2_Semantic_Routing.docx
+++ b/papers/docx/Paper2_Semantic_Routing.docx
@@ -1760,15 +1760,16 @@
         <w:tblLook w:firstColumn="1" w:firstRow="1" w:lastColumn="0" w:lastRow="0" w:noHBand="0" w:noVBand="1" w:val="04A0"/>
       </w:tblPr>
       <w:tblGrid>
-        <w:gridCol w:w="2160"/>
-        <w:gridCol w:w="2160"/>
-        <w:gridCol w:w="2160"/>
-        <w:gridCol w:w="2160"/>
+        <w:gridCol w:w="1728"/>
+        <w:gridCol w:w="1728"/>
+        <w:gridCol w:w="1728"/>
+        <w:gridCol w:w="1728"/>
+        <w:gridCol w:w="1728"/>
       </w:tblGrid>
       <w:tr>
         <w:tc>
           <w:tcPr>
-            <w:tcW w:type="dxa" w:w="2160"/>
+            <w:tcW w:type="dxa" w:w="1728"/>
           </w:tcPr>
           <w:p>
             <w:r>
@@ -1781,33 +1782,46 @@
         </w:tc>
         <w:tc>
           <w:tcPr>
-            <w:tcW w:type="dxa" w:w="2160"/>
+            <w:tcW w:type="dxa" w:w="1728"/>
           </w:tcPr>
           <w:p>
             <w:r>
               <w:rPr>
                 <w:b/>
               </w:rPr>
-              <w:t>Exhaustive (rf=500)</w:t>
+              <w:t>Scale</w:t>
             </w:r>
           </w:p>
         </w:tc>
         <w:tc>
           <w:tcPr>
-            <w:tcW w:type="dxa" w:w="2160"/>
+            <w:tcW w:type="dxa" w:w="1728"/>
           </w:tcPr>
           <w:p>
             <w:r>
               <w:rPr>
                 <w:b/>
               </w:rPr>
-              <w:t>Float Routed (P=32, probe=4)</w:t>
+              <w:t>Exhaustive</w:t>
             </w:r>
           </w:p>
         </w:tc>
         <w:tc>
           <w:tcPr>
-            <w:tcW w:type="dxa" w:w="2160"/>
+            <w:tcW w:type="dxa" w:w="1728"/>
+          </w:tcPr>
+          <w:p>
+            <w:r>
+              <w:rPr>
+                <w:b/>
+              </w:rPr>
+              <w:t>Float Routed (P=32, probe=2)</w:t>
+            </w:r>
+          </w:p>
+        </w:tc>
+        <w:tc>
+          <w:tcPr>
+            <w:tcW w:type="dxa" w:w="1728"/>
           </w:tcPr>
           <w:p>
             <w:r>
@@ -1822,7 +1836,7 @@
       <w:tr>
         <w:tc>
           <w:tcPr>
-            <w:tcW w:type="dxa" w:w="2160"/>
+            <w:tcW w:type="dxa" w:w="1728"/>
           </w:tcPr>
           <w:p>
             <w:r>
@@ -1832,7 +1846,17 @@
         </w:tc>
         <w:tc>
           <w:tcPr>
-            <w:tcW w:type="dxa" w:w="2160"/>
+            <w:tcW w:type="dxa" w:w="1728"/>
+          </w:tcPr>
+          <w:p>
+            <w:r>
+              <w:t>20K</w:t>
+            </w:r>
+          </w:p>
+        </w:tc>
+        <w:tc>
+          <w:tcPr>
+            <w:tcW w:type="dxa" w:w="1728"/>
           </w:tcPr>
           <w:p>
             <w:r>
@@ -1842,7 +1866,7 @@
         </w:tc>
         <w:tc>
           <w:tcPr>
-            <w:tcW w:type="dxa" w:w="2160"/>
+            <w:tcW w:type="dxa" w:w="1728"/>
           </w:tcPr>
           <w:p>
             <w:r>
@@ -1852,7 +1876,7 @@
         </w:tc>
         <w:tc>
           <w:tcPr>
-            <w:tcW w:type="dxa" w:w="2160"/>
+            <w:tcW w:type="dxa" w:w="1728"/>
           </w:tcPr>
           <w:p>
             <w:r>
@@ -1864,41 +1888,155 @@
       <w:tr>
         <w:tc>
           <w:tcPr>
-            <w:tcW w:type="dxa" w:w="2160"/>
+            <w:tcW w:type="dxa" w:w="1728"/>
           </w:tcPr>
           <w:p>
             <w:r>
-              <w:t>MiniLM real (99K)</w:t>
+              <w:t>Random (99K)</w:t>
             </w:r>
           </w:p>
         </w:tc>
         <w:tc>
           <w:tcPr>
-            <w:tcW w:type="dxa" w:w="2160"/>
+            <w:tcW w:type="dxa" w:w="1728"/>
           </w:tcPr>
           <w:p>
             <w:r>
-              <w:t>2.13ms, 469 QPS</w:t>
+              <w:t>99K</w:t>
             </w:r>
           </w:p>
         </w:tc>
         <w:tc>
           <w:tcPr>
-            <w:tcW w:type="dxa" w:w="2160"/>
+            <w:tcW w:type="dxa" w:w="1728"/>
           </w:tcPr>
           <w:p>
             <w:r>
-              <w:t>1.76ms, 568 QPS</w:t>
+              <w:t>0.049ms, 20,418 QPS</w:t>
             </w:r>
           </w:p>
         </w:tc>
         <w:tc>
           <w:tcPr>
-            <w:tcW w:type="dxa" w:w="2160"/>
+            <w:tcW w:type="dxa" w:w="1728"/>
           </w:tcPr>
           <w:p>
             <w:r>
-              <w:t>1.2x</w:t>
+              <w:t>0.054ms, 18,464 QPS</w:t>
+            </w:r>
+          </w:p>
+        </w:tc>
+        <w:tc>
+          <w:tcPr>
+            <w:tcW w:type="dxa" w:w="1728"/>
+          </w:tcPr>
+          <w:p>
+            <w:r>
+              <w:t>0.9x (fits L2)</w:t>
+            </w:r>
+          </w:p>
+        </w:tc>
+      </w:tr>
+      <w:tr>
+        <w:tc>
+          <w:tcPr>
+            <w:tcW w:type="dxa" w:w="1728"/>
+          </w:tcPr>
+          <w:p>
+            <w:r>
+              <w:t>Random (500K)</w:t>
+            </w:r>
+          </w:p>
+        </w:tc>
+        <w:tc>
+          <w:tcPr>
+            <w:tcW w:type="dxa" w:w="1728"/>
+          </w:tcPr>
+          <w:p>
+            <w:r>
+              <w:t>500K</w:t>
+            </w:r>
+          </w:p>
+        </w:tc>
+        <w:tc>
+          <w:tcPr>
+            <w:tcW w:type="dxa" w:w="1728"/>
+          </w:tcPr>
+          <w:p>
+            <w:r>
+              <w:t>0.415ms, 2,409 QPS</w:t>
+            </w:r>
+          </w:p>
+        </w:tc>
+        <w:tc>
+          <w:tcPr>
+            <w:tcW w:type="dxa" w:w="1728"/>
+          </w:tcPr>
+          <w:p>
+            <w:r>
+              <w:t>0.091ms, 10,943 QPS</w:t>
+            </w:r>
+          </w:p>
+        </w:tc>
+        <w:tc>
+          <w:tcPr>
+            <w:tcW w:type="dxa" w:w="1728"/>
+          </w:tcPr>
+          <w:p>
+            <w:r>
+              <w:t>4.5x</w:t>
+            </w:r>
+          </w:p>
+        </w:tc>
+      </w:tr>
+      <w:tr>
+        <w:tc>
+          <w:tcPr>
+            <w:tcW w:type="dxa" w:w="1728"/>
+          </w:tcPr>
+          <w:p>
+            <w:r>
+              <w:t>Random (1M)</w:t>
+            </w:r>
+          </w:p>
+        </w:tc>
+        <w:tc>
+          <w:tcPr>
+            <w:tcW w:type="dxa" w:w="1728"/>
+          </w:tcPr>
+          <w:p>
+            <w:r>
+              <w:t>1M</w:t>
+            </w:r>
+          </w:p>
+        </w:tc>
+        <w:tc>
+          <w:tcPr>
+            <w:tcW w:type="dxa" w:w="1728"/>
+          </w:tcPr>
+          <w:p>
+            <w:r>
+              <w:t>1.1ms, 942 QPS</w:t>
+            </w:r>
+          </w:p>
+        </w:tc>
+        <w:tc>
+          <w:tcPr>
+            <w:tcW w:type="dxa" w:w="1728"/>
+          </w:tcPr>
+          <w:p>
+            <w:r>
+              <w:t>0.25ms, 3,998 QPS</w:t>
+            </w:r>
+          </w:p>
+        </w:tc>
+        <w:tc>
+          <w:tcPr>
+            <w:tcW w:type="dxa" w:w="1728"/>
+          </w:tcPr>
+          <w:p>
+            <w:r>
+              <w:t>4.2x</w:t>
             </w:r>
           </w:p>
         </w:tc>
@@ -1907,7 +2045,7 @@
     <w:p/>
     <w:p>
       <w:r>
-        <w:t>On tightly clustered data, routing provides 4.8x speedup at matched recall. On real embeddings, the speedup is smaller (1.2x) because the Rust exhaustive scan is already fast (2.13ms). The routing benefit increases with corpus size — at 500K+ vectors where exhaustive takes 10ms+, routing would provide 3-5x speedup.</w:t>
+        <w:t>At small scale (99K, 4.5 MB), the index fits in L2 cache and exhaustive NEON scan is already optimal — routing overhead exceeds scan savings. At 500K+ (23+ MB), the index exceeds L2 cache and routing provides 4-5x speedup by reading only 6.2% of data from DRAM.</w:t>
       </w:r>
     </w:p>
     <w:p>

--- a/papers/docx/Paper2_Semantic_Routing.docx
+++ b/papers/docx/Paper2_Semantic_Routing.docx
@@ -2050,6 +2050,57 @@
     </w:p>
     <w:p>
       <w:pPr>
+        <w:jc w:val="center"/>
+      </w:pPr>
+      <w:r>
+        <w:drawing>
+          <wp:inline xmlns:a="http://schemas.openxmlformats.org/drawingml/2006/main" xmlns:pic="http://schemas.openxmlformats.org/drawingml/2006/picture">
+            <wp:extent cx="5029200" cy="3001524"/>
+            <wp:docPr id="2" name="Picture 2"/>
+            <wp:cNvGraphicFramePr>
+              <a:graphicFrameLocks noChangeAspect="1"/>
+            </wp:cNvGraphicFramePr>
+            <a:graphic>
+              <a:graphicData uri="http://schemas.openxmlformats.org/drawingml/2006/picture">
+                <pic:pic>
+                  <pic:nvPicPr>
+                    <pic:cNvPr id="0" name="paper2_scale_comparison.png"/>
+                    <pic:cNvPicPr/>
+                  </pic:nvPicPr>
+                  <pic:blipFill>
+                    <a:blip r:embed="rId10"/>
+                    <a:stretch>
+                      <a:fillRect/>
+                    </a:stretch>
+                  </pic:blipFill>
+                  <pic:spPr>
+                    <a:xfrm>
+                      <a:off x="0" y="0"/>
+                      <a:ext cx="5029200" cy="3001524"/>
+                    </a:xfrm>
+                    <a:prstGeom prst="rect"/>
+                  </pic:spPr>
+                </pic:pic>
+              </a:graphicData>
+            </a:graphic>
+          </wp:inline>
+        </w:drawing>
+      </w:r>
+    </w:p>
+    <w:p>
+      <w:pPr>
+        <w:jc w:val="center"/>
+      </w:pPr>
+      <w:r>
+        <w:rPr>
+          <w:i/>
+          <w:sz w:val="18"/>
+        </w:rPr>
+        <w:t>Figure 5: Scale Comparison — Exhaustive vs Routed</w:t>
+      </w:r>
+    </w:p>
+    <w:p>
+      <w:pPr>
         <w:pStyle w:val="Heading2"/>
       </w:pPr>
       <w:r>
@@ -2432,7 +2483,7 @@
         <w:drawing>
           <wp:inline xmlns:a="http://schemas.openxmlformats.org/drawingml/2006/main" xmlns:pic="http://schemas.openxmlformats.org/drawingml/2006/picture">
             <wp:extent cx="5029200" cy="3524270"/>
-            <wp:docPr id="2" name="Picture 2"/>
+            <wp:docPr id="3" name="Picture 3"/>
             <wp:cNvGraphicFramePr>
               <a:graphicFrameLocks noChangeAspect="1"/>
             </wp:cNvGraphicFramePr>
@@ -2444,7 +2495,7 @@
                     <pic:cNvPicPr/>
                   </pic:nvPicPr>
                   <pic:blipFill>
-                    <a:blip r:embed="rId10"/>
+                    <a:blip r:embed="rId11"/>
                     <a:stretch>
                       <a:fillRect/>
                     </a:stretch>
@@ -2483,7 +2534,7 @@
         <w:drawing>
           <wp:inline xmlns:a="http://schemas.openxmlformats.org/drawingml/2006/main" xmlns:pic="http://schemas.openxmlformats.org/drawingml/2006/picture">
             <wp:extent cx="5029200" cy="3524270"/>
-            <wp:docPr id="3" name="Picture 3"/>
+            <wp:docPr id="4" name="Picture 4"/>
             <wp:cNvGraphicFramePr>
               <a:graphicFrameLocks noChangeAspect="1"/>
             </wp:cNvGraphicFramePr>
@@ -2495,7 +2546,7 @@
                     <pic:cNvPicPr/>
                   </pic:nvPicPr>
                   <pic:blipFill>
-                    <a:blip r:embed="rId11"/>
+                    <a:blip r:embed="rId12"/>
                     <a:stretch>
                       <a:fillRect/>
                     </a:stretch>
@@ -2534,7 +2585,7 @@
         <w:drawing>
           <wp:inline xmlns:a="http://schemas.openxmlformats.org/drawingml/2006/main" xmlns:pic="http://schemas.openxmlformats.org/drawingml/2006/picture">
             <wp:extent cx="5029200" cy="3524270"/>
-            <wp:docPr id="4" name="Picture 4"/>
+            <wp:docPr id="5" name="Picture 5"/>
             <wp:cNvGraphicFramePr>
               <a:graphicFrameLocks noChangeAspect="1"/>
             </wp:cNvGraphicFramePr>
@@ -2546,7 +2597,7 @@
                     <pic:cNvPicPr/>
                   </pic:nvPicPr>
                   <pic:blipFill>
-                    <a:blip r:embed="rId12"/>
+                    <a:blip r:embed="rId13"/>
                     <a:stretch>
                       <a:fillRect/>
                     </a:stretch>
